--- a/public/resume/mohamed-moheyeldin-resume-one-page.docx
+++ b/public/resume/mohamed-moheyeldin-resume-one-page.docx
@@ -5,15 +5,15 @@
     <w:p>
       <w:pPr>
         <w:spacing w:after="20"/>
-        <w:jc w:val="center"/>
+        <w:jc w:val="left"/>
       </w:pPr>
       <w:r>
         <w:rPr>
-          <w:rFonts w:ascii="Arial" w:hAnsi="Arial"/>
+          <w:rFonts w:ascii="Inter" w:hAnsi="Inter"/>
           <w:b/>
           <w:i w:val="0"/>
-          <w:color w:val="0B1020"/>
-          <w:sz w:val="36"/>
+          <w:color w:val="171717"/>
+          <w:sz w:val="48"/>
         </w:rPr>
         <w:t>Mohamed Moheyeldin</w:t>
       </w:r>
@@ -21,34 +21,31 @@
     <w:p>
       <w:pPr>
         <w:spacing w:after="60"/>
-        <w:jc w:val="center"/>
+        <w:jc w:val="left"/>
       </w:pPr>
       <w:r>
         <w:rPr>
-          <w:rFonts w:ascii="Arial" w:hAnsi="Arial"/>
+          <w:rFonts w:ascii="Inter" w:hAnsi="Inter"/>
           <w:b/>
           <w:i w:val="0"/>
-          <w:color w:val="1267E8"/>
+          <w:color w:val="1447E6"/>
           <w:sz w:val="18"/>
         </w:rPr>
-        <w:t>Senior SDET | Test Automation Lead | Quality Engineering</w:t>
+        <w:t>Forward Deployed Engineer</w:t>
       </w:r>
     </w:p>
     <w:p>
       <w:pPr>
         <w:spacing w:after="80"/>
-        <w:jc w:val="center"/>
-        <w:pBdr>
-          <w:bottom w:val="single" w:sz="6" w:space="3" w:color="DFE3EB"/>
-        </w:pBdr>
+        <w:jc w:val="left"/>
       </w:pPr>
       <w:r>
         <w:rPr>
-          <w:rFonts w:ascii="Arial" w:hAnsi="Arial"/>
+          <w:rFonts w:ascii="Inter" w:hAnsi="Inter"/>
           <w:b w:val="0"/>
           <w:i w:val="0"/>
-          <w:color w:val="4D5568"/>
-          <w:sz w:val="13"/>
+          <w:color w:val="525252"/>
+          <w:sz w:val="16"/>
         </w:rPr>
         <w:t>Reston, VA  |  mohamedmoheyeldin.com  |  mohamedmoheyeldin.jobs@gmail.com  |  linkedin.com/in/moheyeldin  |  github.com/mohamedmoheyeldin</w:t>
       </w:r>
@@ -57,29 +54,16 @@
       <w:pPr>
         <w:keepNext/>
         <w:spacing w:before="80" w:after="40"/>
-        <w:pBdr>
-          <w:bottom w:val="single" w:sz="4" w:space="3" w:color="DFE3EB"/>
-        </w:pBdr>
       </w:pPr>
       <w:r>
         <w:rPr>
-          <w:rFonts w:ascii="Arial" w:hAnsi="Arial"/>
+          <w:rFonts w:ascii="Inter" w:hAnsi="Inter"/>
           <w:b/>
           <w:i w:val="0"/>
-          <w:color w:val="0B1020"/>
-          <w:sz w:val="16"/>
+          <w:color w:val="1447E6"/>
+          <w:sz w:val="22"/>
         </w:rPr>
-        <w:t xml:space="preserve">PROFESSIONAL </w:t>
-      </w:r>
-      <w:r>
-        <w:rPr>
-          <w:rFonts w:ascii="Arial" w:hAnsi="Arial"/>
-          <w:b/>
-          <w:i w:val="0"/>
-          <w:color w:val="1267E8"/>
-          <w:sz w:val="16"/>
-        </w:rPr>
-        <w:t>PROFILE</w:t>
+        <w:t>Professional profile</w:t>
       </w:r>
     </w:p>
     <w:p>
@@ -88,42 +72,29 @@
       </w:pPr>
       <w:r>
         <w:rPr>
-          <w:rFonts w:ascii="Arial" w:hAnsi="Arial"/>
+          <w:rFonts w:ascii="Inter" w:hAnsi="Inter"/>
           <w:b w:val="0"/>
           <w:i w:val="0"/>
-          <w:color w:val="0B1020"/>
-          <w:sz w:val="15"/>
+          <w:color w:val="171717"/>
+          <w:sz w:val="19"/>
         </w:rPr>
-        <w:t>Hands-on Software Development Engineer in Test and quality engineering leader with 10+ years of experience designing scalable UI and API automation, building reliable test frameworks, and integrating quality signals into delivery pipelines across federal, e-commerce, and banking environments.</w:t>
+        <w:t>Engineer focused on forward deployed work, with 10+ years of experience building automation, API integrations, cloud environments, and delivery systems across federal, e-commerce, and banking organizations. I turn complex requirements into practical software, connect systems, and help teams troubleshoot and deliver reliable solutions.</w:t>
       </w:r>
     </w:p>
     <w:p>
       <w:pPr>
         <w:keepNext/>
         <w:spacing w:before="80" w:after="40"/>
-        <w:pBdr>
-          <w:bottom w:val="single" w:sz="4" w:space="3" w:color="DFE3EB"/>
-        </w:pBdr>
       </w:pPr>
       <w:r>
         <w:rPr>
-          <w:rFonts w:ascii="Arial" w:hAnsi="Arial"/>
+          <w:rFonts w:ascii="Inter" w:hAnsi="Inter"/>
           <w:b/>
           <w:i w:val="0"/>
-          <w:color w:val="0B1020"/>
-          <w:sz w:val="16"/>
+          <w:color w:val="1447E6"/>
+          <w:sz w:val="22"/>
         </w:rPr>
-        <w:t xml:space="preserve">CORE </w:t>
-      </w:r>
-      <w:r>
-        <w:rPr>
-          <w:rFonts w:ascii="Arial" w:hAnsi="Arial"/>
-          <w:b/>
-          <w:i w:val="0"/>
-          <w:color w:val="1267E8"/>
-          <w:sz w:val="16"/>
-        </w:rPr>
-        <w:t>EXPERTISE</w:t>
+        <w:t>Core expertise</w:t>
       </w:r>
     </w:p>
     <w:p>
@@ -132,42 +103,29 @@
       </w:pPr>
       <w:r>
         <w:rPr>
-          <w:rFonts w:ascii="Arial" w:hAnsi="Arial"/>
+          <w:rFonts w:ascii="Inter" w:hAnsi="Inter"/>
           <w:b w:val="0"/>
           <w:i w:val="0"/>
-          <w:color w:val="0B1020"/>
-          <w:sz w:val="15"/>
+          <w:color w:val="171717"/>
+          <w:sz w:val="19"/>
         </w:rPr>
-        <w:t>Test Automation Architecture  |  UI and API Testing  |  CI/CD Quality Gates  |  Manual and Exploratory Testing  |  Risk-Based Testing  |  Team Leadership and Mentoring</w:t>
+        <w:t>API Integration &amp; Automation  |  Cloud Environments &amp; CI/CD  |  Requirements to Implementation  |  Debugging &amp; Diagnostics  |  Data Provisioning &amp; Validation  |  Technical Leadership &amp; Mentoring</w:t>
       </w:r>
     </w:p>
     <w:p>
       <w:pPr>
         <w:keepNext/>
         <w:spacing w:before="80" w:after="40"/>
-        <w:pBdr>
-          <w:bottom w:val="single" w:sz="4" w:space="3" w:color="DFE3EB"/>
-        </w:pBdr>
       </w:pPr>
       <w:r>
         <w:rPr>
-          <w:rFonts w:ascii="Arial" w:hAnsi="Arial"/>
+          <w:rFonts w:ascii="Inter" w:hAnsi="Inter"/>
           <w:b/>
           <w:i w:val="0"/>
-          <w:color w:val="0B1020"/>
-          <w:sz w:val="16"/>
+          <w:color w:val="1447E6"/>
+          <w:sz w:val="22"/>
         </w:rPr>
-        <w:t xml:space="preserve">SELECTED </w:t>
-      </w:r>
-      <w:r>
-        <w:rPr>
-          <w:rFonts w:ascii="Arial" w:hAnsi="Arial"/>
-          <w:b/>
-          <w:i w:val="0"/>
-          <w:color w:val="1267E8"/>
-          <w:sz w:val="16"/>
-        </w:rPr>
-        <w:t>EXPERIENCE</w:t>
+        <w:t>Selected experience</w:t>
       </w:r>
     </w:p>
     <w:p>
@@ -177,20 +135,20 @@
       </w:pPr>
       <w:r>
         <w:rPr>
-          <w:rFonts w:ascii="Arial" w:hAnsi="Arial"/>
+          <w:rFonts w:ascii="Inter" w:hAnsi="Inter"/>
           <w:b/>
           <w:i w:val="0"/>
-          <w:color w:val="0B1020"/>
-          <w:sz w:val="16"/>
+          <w:color w:val="171717"/>
+          <w:sz w:val="20"/>
         </w:rPr>
         <w:t>Senior SDET / Test Automation Lead | Booz Allen Hamilton</w:t>
       </w:r>
       <w:r>
         <w:rPr>
-          <w:rFonts w:ascii="Arial" w:hAnsi="Arial"/>
+          <w:rFonts w:ascii="Inter" w:hAnsi="Inter"/>
           <w:b w:val="0"/>
           <w:i w:val="0"/>
-          <w:color w:val="4D5568"/>
+          <w:color w:val="525252"/>
           <w:sz w:val="14"/>
         </w:rPr>
         <w:t xml:space="preserve">  |  2020-12 - Present</w:t>
@@ -204,11 +162,11 @@
       </w:pPr>
       <w:r>
         <w:rPr>
-          <w:rFonts w:ascii="Arial" w:hAnsi="Arial"/>
+          <w:rFonts w:ascii="Inter" w:hAnsi="Inter"/>
           <w:b w:val="0"/>
           <w:i w:val="0"/>
-          <w:color w:val="0B1020"/>
-          <w:sz w:val="14"/>
+          <w:color w:val="171717"/>
+          <w:sz w:val="18"/>
         </w:rPr>
         <w:t>Led a team of five automation engineers, establishing scalable test strategies, resource planning, and automation standards.</w:t>
       </w:r>
@@ -221,11 +179,11 @@
       </w:pPr>
       <w:r>
         <w:rPr>
-          <w:rFonts w:ascii="Arial" w:hAnsi="Arial"/>
+          <w:rFonts w:ascii="Inter" w:hAnsi="Inter"/>
           <w:b w:val="0"/>
           <w:i w:val="0"/>
-          <w:color w:val="0B1020"/>
-          <w:sz w:val="14"/>
+          <w:color w:val="171717"/>
+          <w:sz w:val="18"/>
         </w:rPr>
         <w:t>Designed Cypress and Playwright frameworks for UI and API testing with resilient asynchronous handling, retry logic, and robust assertions.</w:t>
       </w:r>
@@ -237,20 +195,20 @@
       </w:pPr>
       <w:r>
         <w:rPr>
-          <w:rFonts w:ascii="Arial" w:hAnsi="Arial"/>
+          <w:rFonts w:ascii="Inter" w:hAnsi="Inter"/>
           <w:b/>
           <w:i w:val="0"/>
-          <w:color w:val="0B1020"/>
-          <w:sz w:val="16"/>
+          <w:color w:val="171717"/>
+          <w:sz w:val="20"/>
         </w:rPr>
         <w:t>Software Engineer in Test | Chick-fil-A Corporate</w:t>
       </w:r>
       <w:r>
         <w:rPr>
-          <w:rFonts w:ascii="Arial" w:hAnsi="Arial"/>
+          <w:rFonts w:ascii="Inter" w:hAnsi="Inter"/>
           <w:b w:val="0"/>
           <w:i w:val="0"/>
-          <w:color w:val="4D5568"/>
+          <w:color w:val="525252"/>
           <w:sz w:val="14"/>
         </w:rPr>
         <w:t xml:space="preserve">  |  2018-11 - 2020-12</w:t>
@@ -264,11 +222,11 @@
       </w:pPr>
       <w:r>
         <w:rPr>
-          <w:rFonts w:ascii="Arial" w:hAnsi="Arial"/>
+          <w:rFonts w:ascii="Inter" w:hAnsi="Inter"/>
           <w:b w:val="0"/>
           <w:i w:val="0"/>
-          <w:color w:val="0B1020"/>
-          <w:sz w:val="14"/>
+          <w:color w:val="171717"/>
+          <w:sz w:val="18"/>
         </w:rPr>
         <w:t>Architected GitHub Actions pipelines integrating Cypress Dashboard and AWS for automated execution and rapid feedback.</w:t>
       </w:r>
@@ -281,11 +239,11 @@
       </w:pPr>
       <w:r>
         <w:rPr>
-          <w:rFonts w:ascii="Arial" w:hAnsi="Arial"/>
+          <w:rFonts w:ascii="Inter" w:hAnsi="Inter"/>
           <w:b w:val="0"/>
           <w:i w:val="0"/>
-          <w:color w:val="0B1020"/>
-          <w:sz w:val="14"/>
+          <w:color w:val="171717"/>
+          <w:sz w:val="18"/>
         </w:rPr>
         <w:t>Designed modular smoke and regression suites with JavaScript, Cypress, and Mocha, including flaky-test mitigation.</w:t>
       </w:r>
@@ -297,20 +255,20 @@
       </w:pPr>
       <w:r>
         <w:rPr>
-          <w:rFonts w:ascii="Arial" w:hAnsi="Arial"/>
+          <w:rFonts w:ascii="Inter" w:hAnsi="Inter"/>
           <w:b/>
           <w:i w:val="0"/>
-          <w:color w:val="0B1020"/>
-          <w:sz w:val="16"/>
+          <w:color w:val="171717"/>
+          <w:sz w:val="20"/>
         </w:rPr>
         <w:t>Software QA Engineer | Ally Bank</w:t>
       </w:r>
       <w:r>
         <w:rPr>
-          <w:rFonts w:ascii="Arial" w:hAnsi="Arial"/>
+          <w:rFonts w:ascii="Inter" w:hAnsi="Inter"/>
           <w:b w:val="0"/>
           <w:i w:val="0"/>
-          <w:color w:val="4D5568"/>
+          <w:color w:val="525252"/>
           <w:sz w:val="14"/>
         </w:rPr>
         <w:t xml:space="preserve">  |  2015-09 - 2018-11</w:t>
@@ -324,11 +282,11 @@
       </w:pPr>
       <w:r>
         <w:rPr>
-          <w:rFonts w:ascii="Arial" w:hAnsi="Arial"/>
+          <w:rFonts w:ascii="Inter" w:hAnsi="Inter"/>
           <w:b w:val="0"/>
           <w:i w:val="0"/>
-          <w:color w:val="0B1020"/>
-          <w:sz w:val="14"/>
+          <w:color w:val="171717"/>
+          <w:sz w:val="18"/>
         </w:rPr>
         <w:t>Performed exploratory, functional, and regression testing of web applications across multiple platforms.</w:t>
       </w:r>
@@ -337,29 +295,16 @@
       <w:pPr>
         <w:keepNext/>
         <w:spacing w:before="80" w:after="40"/>
-        <w:pBdr>
-          <w:bottom w:val="single" w:sz="4" w:space="3" w:color="DFE3EB"/>
-        </w:pBdr>
       </w:pPr>
       <w:r>
         <w:rPr>
-          <w:rFonts w:ascii="Arial" w:hAnsi="Arial"/>
+          <w:rFonts w:ascii="Inter" w:hAnsi="Inter"/>
           <w:b/>
           <w:i w:val="0"/>
-          <w:color w:val="0B1020"/>
-          <w:sz w:val="16"/>
+          <w:color w:val="1447E6"/>
+          <w:sz w:val="22"/>
         </w:rPr>
-        <w:t xml:space="preserve">TECHNICAL </w:t>
-      </w:r>
-      <w:r>
-        <w:rPr>
-          <w:rFonts w:ascii="Arial" w:hAnsi="Arial"/>
-          <w:b/>
-          <w:i w:val="0"/>
-          <w:color w:val="1267E8"/>
-          <w:sz w:val="16"/>
-        </w:rPr>
-        <w:t>TOOLKIT</w:t>
+        <w:t>Technical toolkit</w:t>
       </w:r>
     </w:p>
     <w:p>
@@ -368,11 +313,11 @@
       </w:pPr>
       <w:r>
         <w:rPr>
-          <w:rFonts w:ascii="Arial" w:hAnsi="Arial"/>
+          <w:rFonts w:ascii="Inter" w:hAnsi="Inter"/>
           <w:b w:val="0"/>
           <w:i w:val="0"/>
-          <w:color w:val="0B1020"/>
-          <w:sz w:val="15"/>
+          <w:color w:val="171717"/>
+          <w:sz w:val="19"/>
         </w:rPr>
         <w:t>Automation: Playwright, Cypress, Selenium WebDriver, Cucumber BDD, Applitools</w:t>
       </w:r>
@@ -383,11 +328,11 @@
       </w:pPr>
       <w:r>
         <w:rPr>
-          <w:rFonts w:ascii="Arial" w:hAnsi="Arial"/>
+          <w:rFonts w:ascii="Inter" w:hAnsi="Inter"/>
           <w:b w:val="0"/>
           <w:i w:val="0"/>
-          <w:color w:val="0B1020"/>
-          <w:sz w:val="15"/>
+          <w:color w:val="171717"/>
+          <w:sz w:val="19"/>
         </w:rPr>
         <w:t>Programming &amp; API: TypeScript, JavaScript, Java, SQL, Playwright API, REST Assured, Postman</w:t>
       </w:r>
@@ -398,11 +343,11 @@
       </w:pPr>
       <w:r>
         <w:rPr>
-          <w:rFonts w:ascii="Arial" w:hAnsi="Arial"/>
+          <w:rFonts w:ascii="Inter" w:hAnsi="Inter"/>
           <w:b w:val="0"/>
           <w:i w:val="0"/>
-          <w:color w:val="0B1020"/>
-          <w:sz w:val="15"/>
+          <w:color w:val="171717"/>
+          <w:sz w:val="19"/>
         </w:rPr>
         <w:t>Delivery: GitHub Actions, Azure DevOps, Jenkins, Bamboo, Cypress Dashboard, AWS, EC2</w:t>
       </w:r>
@@ -413,11 +358,11 @@
       </w:pPr>
       <w:r>
         <w:rPr>
-          <w:rFonts w:ascii="Arial" w:hAnsi="Arial"/>
+          <w:rFonts w:ascii="Inter" w:hAnsi="Inter"/>
           <w:b w:val="0"/>
           <w:i w:val="0"/>
-          <w:color w:val="0B1020"/>
-          <w:sz w:val="15"/>
+          <w:color w:val="171717"/>
+          <w:sz w:val="19"/>
         </w:rPr>
         <w:t>Data &amp; insight: Oracle, SQL Server, MongoDB, JMeter, Datadog, Allure, Elastic Stack</w:t>
       </w:r>
@@ -428,11 +373,11 @@
       </w:pPr>
       <w:r>
         <w:rPr>
-          <w:rFonts w:ascii="Arial" w:hAnsi="Arial"/>
+          <w:rFonts w:ascii="Inter" w:hAnsi="Inter"/>
           <w:b w:val="0"/>
           <w:i w:val="0"/>
-          <w:color w:val="0B1020"/>
-          <w:sz w:val="15"/>
+          <w:color w:val="171717"/>
+          <w:sz w:val="19"/>
         </w:rPr>
         <w:t>Test frameworks: TestNG, JUnit, Mocha, Chai, Jest, Selenium Grid, Applitools Eyes</w:t>
       </w:r>
@@ -441,29 +386,16 @@
       <w:pPr>
         <w:keepNext/>
         <w:spacing w:before="80" w:after="40"/>
-        <w:pBdr>
-          <w:bottom w:val="single" w:sz="4" w:space="3" w:color="DFE3EB"/>
-        </w:pBdr>
       </w:pPr>
       <w:r>
         <w:rPr>
-          <w:rFonts w:ascii="Arial" w:hAnsi="Arial"/>
+          <w:rFonts w:ascii="Inter" w:hAnsi="Inter"/>
           <w:b/>
           <w:i w:val="0"/>
-          <w:color w:val="0B1020"/>
-          <w:sz w:val="16"/>
+          <w:color w:val="1447E6"/>
+          <w:sz w:val="22"/>
         </w:rPr>
-        <w:t xml:space="preserve">EDUCATION &amp; </w:t>
-      </w:r>
-      <w:r>
-        <w:rPr>
-          <w:rFonts w:ascii="Arial" w:hAnsi="Arial"/>
-          <w:b/>
-          <w:i w:val="0"/>
-          <w:color w:val="1267E8"/>
-          <w:sz w:val="16"/>
-        </w:rPr>
-        <w:t>DEVELOPMENT</w:t>
+        <w:t>Education &amp; development</w:t>
       </w:r>
     </w:p>
     <w:p>
@@ -472,11 +404,11 @@
       </w:pPr>
       <w:r>
         <w:rPr>
-          <w:rFonts w:ascii="Arial" w:hAnsi="Arial"/>
+          <w:rFonts w:ascii="Inter" w:hAnsi="Inter"/>
           <w:b w:val="0"/>
           <w:i w:val="0"/>
-          <w:color w:val="0B1020"/>
-          <w:sz w:val="15"/>
+          <w:color w:val="171717"/>
+          <w:sz w:val="19"/>
         </w:rPr>
         <w:t>Bachelor's degree in Computer Science | American College of Commerce and Technology | 2014  |  Cucumber BDD Automation Framework  |  Implementing SAFe Course (5.1) · Scaled Agile, Inc. · 2021  |  Leading SAFe 4.0 Course · Scaled Agile, Inc. · 2016</w:t>
       </w:r>
@@ -484,7 +416,7 @@
     <w:sectPr>
       <w:footerReference w:type="default" r:id="rId9"/>
       <w:pgSz w:w="12240" w:h="15840"/>
-      <w:pgMar w:top="605" w:right="605" w:bottom="605" w:left="605" w:header="360" w:footer="360" w:gutter="0"/>
+      <w:pgMar w:top="893" w:right="893" w:bottom="893" w:left="893" w:header="360" w:footer="360" w:gutter="0"/>
       <w:cols w:space="720"/>
       <w:docGrid w:linePitch="360"/>
     </w:sectPr>
@@ -497,14 +429,14 @@
   <w:p>
     <w:pPr>
       <w:pStyle w:val="Footer"/>
-      <w:jc w:val="center"/>
+      <w:jc w:val="left"/>
     </w:pPr>
     <w:r>
       <w:rPr>
-        <w:rFonts w:ascii="Arial" w:hAnsi="Arial"/>
+        <w:rFonts w:ascii="Inter" w:hAnsi="Inter"/>
         <w:b w:val="0"/>
         <w:i w:val="0"/>
-        <w:color w:val="4D5568"/>
+        <w:color w:val="525252"/>
         <w:sz w:val="14"/>
       </w:rPr>
       <w:t>One-page resume | mohamedmoheyeldin.com</w:t>
@@ -880,9 +812,9 @@
       <w:spacing w:after="48" w:line="250" w:lineRule="auto"/>
     </w:pPr>
     <w:rPr>
-      <w:rFonts w:ascii="Arial" w:hAnsi="Arial"/>
-      <w:color w:val="0B1020"/>
-      <w:sz w:val="16"/>
+      <w:rFonts w:ascii="Inter" w:hAnsi="Inter"/>
+      <w:color w:val="171717"/>
+      <w:sz w:val="20"/>
     </w:rPr>
   </w:style>
   <w:style w:type="paragraph" w:styleId="Header">

--- a/public/resume/mohamed-moheyeldin-resume-one-page.docx
+++ b/public/resume/mohamed-moheyeldin-resume-one-page.docx
@@ -4,6 +4,7 @@
   <w:body>
     <w:p>
       <w:pPr>
+        <w:pStyle w:val="Title"/>
         <w:spacing w:after="20"/>
         <w:jc w:val="left"/>
       </w:pPr>
@@ -31,7 +32,7 @@
           <w:color w:val="1447E6"/>
           <w:sz w:val="18"/>
         </w:rPr>
-        <w:t>Forward Deployed Engineer</w:t>
+        <w:t>Bridging customer needs and technical solutions.</w:t>
       </w:r>
     </w:p>
     <w:p>
@@ -47,7 +48,7 @@
           <w:color w:val="525252"/>
           <w:sz w:val="16"/>
         </w:rPr>
-        <w:t>Reston, VA  |  mohamedmoheyeldin.com  |  mohamedmoheyeldin.jobs@gmail.com  |  linkedin.com/in/moheyeldin  |  github.com/mohamedmoheyeldin</w:t>
+        <w:t>Reston, VA 20191  |  mohamedmoheyeldin.com  |  mohamedmoheyeldin.jobs@gmail.com  |  linkedin.com/in/moheyeldin  |  github.com/mohamedmoheyeldin</w:t>
       </w:r>
     </w:p>
     <w:p>
@@ -78,7 +79,7 @@
           <w:color w:val="171717"/>
           <w:sz w:val="19"/>
         </w:rPr>
-        <w:t>Engineer focused on forward deployed work, with 10+ years of experience building automation, API integrations, cloud environments, and delivery systems across federal, e-commerce, and banking organizations. I turn complex requirements into practical software, connect systems, and help teams troubleshoot and deliver reliable solutions.</w:t>
+        <w:t>Customer-focused engineer with 11 years of software development and quality engineering experience across federal, banking, and e-commerce environments. Connects business requirements with hands-on implementation, system integration, and technical troubleshooting. Works directly with stakeholders from discovery and acceptance criteria through demonstrations, feedback, and adoption. Contributes React application features and develops tools such as Data Generator &amp; File Processing to simplify complex workflows, combining engineering execution with practical customer delivery.</w:t>
       </w:r>
     </w:p>
     <w:p>
@@ -94,38 +95,7 @@
           <w:color w:val="1447E6"/>
           <w:sz w:val="22"/>
         </w:rPr>
-        <w:t>Core expertise</w:t>
-      </w:r>
-    </w:p>
-    <w:p>
-      <w:pPr>
-        <w:spacing w:after="44" w:line="245" w:lineRule="auto"/>
-      </w:pPr>
-      <w:r>
-        <w:rPr>
-          <w:rFonts w:ascii="Inter" w:hAnsi="Inter"/>
-          <w:b w:val="0"/>
-          <w:i w:val="0"/>
-          <w:color w:val="171717"/>
-          <w:sz w:val="19"/>
-        </w:rPr>
-        <w:t>API Integration &amp; Automation  |  Cloud Environments &amp; CI/CD  |  Requirements to Implementation  |  Debugging &amp; Diagnostics  |  Data Provisioning &amp; Validation  |  Technical Leadership &amp; Mentoring</w:t>
-      </w:r>
-    </w:p>
-    <w:p>
-      <w:pPr>
-        <w:keepNext/>
-        <w:spacing w:before="80" w:after="40"/>
-      </w:pPr>
-      <w:r>
-        <w:rPr>
-          <w:rFonts w:ascii="Inter" w:hAnsi="Inter"/>
-          <w:b/>
-          <w:i w:val="0"/>
-          <w:color w:val="1447E6"/>
-          <w:sz w:val="22"/>
-        </w:rPr>
-        <w:t>Selected experience</w:t>
+        <w:t>Professional experience</w:t>
       </w:r>
     </w:p>
     <w:p>
@@ -141,7 +111,23 @@
           <w:color w:val="171717"/>
           <w:sz w:val="20"/>
         </w:rPr>
-        <w:t>Senior SDET / Test Automation Lead | Booz Allen Hamilton</w:t>
+        <w:t>Booz Allen Hamilton — Washington, DC</w:t>
+      </w:r>
+    </w:p>
+    <w:p>
+      <w:pPr>
+        <w:keepNext/>
+        <w:spacing w:after="20"/>
+      </w:pPr>
+      <w:r>
+        <w:rPr>
+          <w:rFonts w:ascii="Inter" w:hAnsi="Inter"/>
+          <w:b/>
+          <w:i w:val="0"/>
+          <w:color w:val="171717"/>
+          <w:sz w:val="19"/>
+        </w:rPr>
+        <w:t>QA Test Engineer</w:t>
       </w:r>
       <w:r>
         <w:rPr>
@@ -151,7 +137,22 @@
           <w:color w:val="525252"/>
           <w:sz w:val="14"/>
         </w:rPr>
-        <w:t xml:space="preserve">  |  2020-12 - Present</w:t>
+        <w:t xml:space="preserve">  |  Dec 2020 – Present</w:t>
+      </w:r>
+    </w:p>
+    <w:p>
+      <w:pPr>
+        <w:spacing w:after="44" w:line="245" w:lineRule="auto"/>
+      </w:pPr>
+      <w:r>
+        <w:rPr>
+          <w:rFonts w:ascii="Inter" w:hAnsi="Inter"/>
+          <w:b w:val="0"/>
+          <w:i w:val="0"/>
+          <w:color w:val="171717"/>
+          <w:sz w:val="19"/>
+        </w:rPr>
+        <w:t>Customer: U.S. Department of Veterans Affairs (VA)</w:t>
       </w:r>
     </w:p>
     <w:p>
@@ -168,7 +169,7 @@
           <w:color w:val="171717"/>
           <w:sz w:val="18"/>
         </w:rPr>
-        <w:t>Led a team of five automation engineers, establishing scalable test strategies, resource planning, and automation standards.</w:t>
+        <w:t>Independently built Data Generator &amp; File Processing, used daily by QA to generate, edit, and upload hundreds of referrals in minutes to VA lower environments.</w:t>
       </w:r>
     </w:p>
     <w:p>
@@ -185,33 +186,7 @@
           <w:color w:val="171717"/>
           <w:sz w:val="18"/>
         </w:rPr>
-        <w:t>Designed Cypress and Playwright frameworks for UI and API testing with resilient asynchronous handling, retry logic, and robust assertions.</w:t>
-      </w:r>
-    </w:p>
-    <w:p>
-      <w:pPr>
-        <w:keepNext/>
-        <w:spacing w:before="56" w:after="0"/>
-      </w:pPr>
-      <w:r>
-        <w:rPr>
-          <w:rFonts w:ascii="Inter" w:hAnsi="Inter"/>
-          <w:b/>
-          <w:i w:val="0"/>
-          <w:color w:val="171717"/>
-          <w:sz w:val="20"/>
-        </w:rPr>
-        <w:t>Software Engineer in Test | Chick-fil-A Corporate</w:t>
-      </w:r>
-      <w:r>
-        <w:rPr>
-          <w:rFonts w:ascii="Inter" w:hAnsi="Inter"/>
-          <w:b w:val="0"/>
-          <w:i w:val="0"/>
-          <w:color w:val="525252"/>
-          <w:sz w:val="14"/>
-        </w:rPr>
-        <w:t xml:space="preserve">  |  2018-11 - 2020-12</w:t>
+        <w:t>Contribute React, TypeScript, and JavaScript features; integrate referral uploads and use MySQL to investigate application and data discrepancies.</w:t>
       </w:r>
     </w:p>
     <w:p>
@@ -228,7 +203,7 @@
           <w:color w:val="171717"/>
           <w:sz w:val="18"/>
         </w:rPr>
-        <w:t>Architected GitHub Actions pipelines integrating Cypress Dashboard and AWS for automated execution and rapid feedback.</w:t>
+        <w:t>Work directly with VA stakeholders on claims workflows, requirements, and acceptance criteria; demonstrate enhancements and incorporate feedback.</w:t>
       </w:r>
     </w:p>
     <w:p>
@@ -245,7 +220,7 @@
           <w:color w:val="171717"/>
           <w:sz w:val="18"/>
         </w:rPr>
-        <w:t>Designed modular smoke and regression suites with JavaScript, Cypress, and Mocha, including flaky-test mitigation.</w:t>
+        <w:t>Build reusable Playwright automation, support GitHub Actions workflows, and document tools for adoption; troubleshoot authentication and environment constraints.</w:t>
       </w:r>
     </w:p>
     <w:p>
@@ -261,7 +236,23 @@
           <w:color w:val="171717"/>
           <w:sz w:val="20"/>
         </w:rPr>
-        <w:t>Software QA Engineer | Ally Bank</w:t>
+        <w:t>Chick-fil-A Corporate — Atlanta, GA</w:t>
+      </w:r>
+    </w:p>
+    <w:p>
+      <w:pPr>
+        <w:keepNext/>
+        <w:spacing w:after="20"/>
+      </w:pPr>
+      <w:r>
+        <w:rPr>
+          <w:rFonts w:ascii="Inter" w:hAnsi="Inter"/>
+          <w:b/>
+          <w:i w:val="0"/>
+          <w:color w:val="171717"/>
+          <w:sz w:val="19"/>
+        </w:rPr>
+        <w:t>Software Engineer in Test</w:t>
       </w:r>
       <w:r>
         <w:rPr>
@@ -271,7 +262,7 @@
           <w:color w:val="525252"/>
           <w:sz w:val="14"/>
         </w:rPr>
-        <w:t xml:space="preserve">  |  2015-09 - 2018-11</w:t>
+        <w:t xml:space="preserve">  |  Nov 2018 – Dec 2020</w:t>
       </w:r>
     </w:p>
     <w:p>
@@ -288,7 +279,83 @@
           <w:color w:val="171717"/>
           <w:sz w:val="18"/>
         </w:rPr>
-        <w:t>Performed exploratory, functional, and regression testing of web applications across multiple platforms.</w:t>
+        <w:t>Investigated REST contracts, schemas, and data integration with Postman and reusable JavaScript/Cypress tooling.</w:t>
+      </w:r>
+    </w:p>
+    <w:p>
+      <w:pPr>
+        <w:pStyle w:val="ListBullet"/>
+        <w:spacing w:after="24" w:line="240" w:lineRule="auto"/>
+        <w:ind w:left="230" w:hanging="173"/>
+      </w:pPr>
+      <w:r>
+        <w:rPr>
+          <w:rFonts w:ascii="Inter" w:hAnsi="Inter"/>
+          <w:b w:val="0"/>
+          <w:i w:val="0"/>
+          <w:color w:val="171717"/>
+          <w:sz w:val="18"/>
+        </w:rPr>
+        <w:t>Connected GitHub Actions and Cypress Dashboard with AWS EC2, S3, and Aurora test environments; troubleshot OIDC/Okta authentication and application failures.</w:t>
+      </w:r>
+    </w:p>
+    <w:p>
+      <w:pPr>
+        <w:keepNext/>
+        <w:spacing w:before="56" w:after="0"/>
+      </w:pPr>
+      <w:r>
+        <w:rPr>
+          <w:rFonts w:ascii="Inter" w:hAnsi="Inter"/>
+          <w:b/>
+          <w:i w:val="0"/>
+          <w:color w:val="171717"/>
+          <w:sz w:val="20"/>
+        </w:rPr>
+        <w:t>Ally Bank — Sandy, UT</w:t>
+      </w:r>
+    </w:p>
+    <w:p>
+      <w:pPr>
+        <w:keepNext/>
+        <w:spacing w:after="20"/>
+      </w:pPr>
+      <w:r>
+        <w:rPr>
+          <w:rFonts w:ascii="Inter" w:hAnsi="Inter"/>
+          <w:b/>
+          <w:i w:val="0"/>
+          <w:color w:val="171717"/>
+          <w:sz w:val="19"/>
+        </w:rPr>
+        <w:t>Software QA Engineer</w:t>
+      </w:r>
+      <w:r>
+        <w:rPr>
+          <w:rFonts w:ascii="Inter" w:hAnsi="Inter"/>
+          <w:b w:val="0"/>
+          <w:i w:val="0"/>
+          <w:color w:val="525252"/>
+          <w:sz w:val="14"/>
+        </w:rPr>
+        <w:t xml:space="preserve">  |  Sep 2015 – Nov 2018</w:t>
+      </w:r>
+    </w:p>
+    <w:p>
+      <w:pPr>
+        <w:pStyle w:val="ListBullet"/>
+        <w:spacing w:after="24" w:line="240" w:lineRule="auto"/>
+        <w:ind w:left="230" w:hanging="173"/>
+      </w:pPr>
+      <w:r>
+        <w:rPr>
+          <w:rFonts w:ascii="Inter" w:hAnsi="Inter"/>
+          <w:b w:val="0"/>
+          <w:i w:val="0"/>
+          <w:color w:val="171717"/>
+          <w:sz w:val="18"/>
+        </w:rPr>
+        <w:t>Translated banking requirements into acceptance criteria; used SQL and reproducible Jira reports to investigate data issues and verify releases across QA, UAT, and staging.</w:t>
       </w:r>
     </w:p>
     <w:p>
@@ -304,7 +371,7 @@
           <w:color w:val="1447E6"/>
           <w:sz w:val="22"/>
         </w:rPr>
-        <w:t>Technical toolkit</w:t>
+        <w:t>Selected project</w:t>
       </w:r>
     </w:p>
     <w:p>
@@ -319,67 +386,7 @@
           <w:color w:val="171717"/>
           <w:sz w:val="19"/>
         </w:rPr>
-        <w:t>Automation: Playwright, Cypress, Selenium WebDriver, Cucumber BDD, Applitools</w:t>
-      </w:r>
-    </w:p>
-    <w:p>
-      <w:pPr>
-        <w:spacing w:after="44" w:line="245" w:lineRule="auto"/>
-      </w:pPr>
-      <w:r>
-        <w:rPr>
-          <w:rFonts w:ascii="Inter" w:hAnsi="Inter"/>
-          <w:b w:val="0"/>
-          <w:i w:val="0"/>
-          <w:color w:val="171717"/>
-          <w:sz w:val="19"/>
-        </w:rPr>
-        <w:t>Programming &amp; API: TypeScript, JavaScript, Java, SQL, Playwright API, REST Assured, Postman</w:t>
-      </w:r>
-    </w:p>
-    <w:p>
-      <w:pPr>
-        <w:spacing w:after="44" w:line="245" w:lineRule="auto"/>
-      </w:pPr>
-      <w:r>
-        <w:rPr>
-          <w:rFonts w:ascii="Inter" w:hAnsi="Inter"/>
-          <w:b w:val="0"/>
-          <w:i w:val="0"/>
-          <w:color w:val="171717"/>
-          <w:sz w:val="19"/>
-        </w:rPr>
-        <w:t>Delivery: GitHub Actions, Azure DevOps, Jenkins, Bamboo, Cypress Dashboard, AWS, EC2</w:t>
-      </w:r>
-    </w:p>
-    <w:p>
-      <w:pPr>
-        <w:spacing w:after="44" w:line="245" w:lineRule="auto"/>
-      </w:pPr>
-      <w:r>
-        <w:rPr>
-          <w:rFonts w:ascii="Inter" w:hAnsi="Inter"/>
-          <w:b w:val="0"/>
-          <w:i w:val="0"/>
-          <w:color w:val="171717"/>
-          <w:sz w:val="19"/>
-        </w:rPr>
-        <w:t>Data &amp; insight: Oracle, SQL Server, MongoDB, JMeter, Datadog, Allure, Elastic Stack</w:t>
-      </w:r>
-    </w:p>
-    <w:p>
-      <w:pPr>
-        <w:spacing w:after="44" w:line="245" w:lineRule="auto"/>
-      </w:pPr>
-      <w:r>
-        <w:rPr>
-          <w:rFonts w:ascii="Inter" w:hAnsi="Inter"/>
-          <w:b w:val="0"/>
-          <w:i w:val="0"/>
-          <w:color w:val="171717"/>
-          <w:sz w:val="19"/>
-        </w:rPr>
-        <w:t>Test frameworks: TestNG, JUnit, Mocha, Chai, Jest, Selenium Grid, Applitools Eyes</w:t>
+        <w:t>Portfolio &amp; Career Content System: Built a React/Untitled UI portfolio from validated JSON, with shared PDF/Word generation and static deployment packaging for Cloudflare. mohamedmoheyeldin.com</w:t>
       </w:r>
     </w:p>
     <w:p>
@@ -395,7 +402,7 @@
           <w:color w:val="1447E6"/>
           <w:sz w:val="22"/>
         </w:rPr>
-        <w:t>Education &amp; development</w:t>
+        <w:t>Technical skills</w:t>
       </w:r>
     </w:p>
     <w:p>
@@ -410,7 +417,83 @@
           <w:color w:val="171717"/>
           <w:sz w:val="19"/>
         </w:rPr>
-        <w:t>Bachelor's degree in Computer Science | American College of Commerce and Technology | 2014  |  Cucumber BDD Automation Framework  |  Implementing SAFe Course (5.1) · Scaled Agile, Inc. · 2021  |  Leading SAFe 4.0 Course · Scaled Agile, Inc. · 2016</w:t>
+        <w:t>Application development: React, TypeScript, JavaScript, Java, Reusable components</w:t>
+      </w:r>
+    </w:p>
+    <w:p>
+      <w:pPr>
+        <w:spacing w:after="44" w:line="245" w:lineRule="auto"/>
+      </w:pPr>
+      <w:r>
+        <w:rPr>
+          <w:rFonts w:ascii="Inter" w:hAnsi="Inter"/>
+          <w:b w:val="0"/>
+          <w:i w:val="0"/>
+          <w:color w:val="171717"/>
+          <w:sz w:val="19"/>
+        </w:rPr>
+        <w:t>Data and integration: SQL, MySQL, JSON, REST APIs, Postman, SQL Server, Oracle, MongoDB</w:t>
+      </w:r>
+    </w:p>
+    <w:p>
+      <w:pPr>
+        <w:spacing w:after="44" w:line="245" w:lineRule="auto"/>
+      </w:pPr>
+      <w:r>
+        <w:rPr>
+          <w:rFonts w:ascii="Inter" w:hAnsi="Inter"/>
+          <w:b w:val="0"/>
+          <w:i w:val="0"/>
+          <w:color w:val="171717"/>
+          <w:sz w:val="19"/>
+        </w:rPr>
+        <w:t>Delivery and quality: Playwright, Cypress, GitHub Actions, Git, Jira, Jenkins, AWS EC2/S3/Aurora test environments</w:t>
+      </w:r>
+    </w:p>
+    <w:p>
+      <w:pPr>
+        <w:spacing w:after="44" w:line="245" w:lineRule="auto"/>
+      </w:pPr>
+      <w:r>
+        <w:rPr>
+          <w:rFonts w:ascii="Inter" w:hAnsi="Inter"/>
+          <w:b w:val="0"/>
+          <w:i w:val="0"/>
+          <w:color w:val="171717"/>
+          <w:sz w:val="19"/>
+        </w:rPr>
+        <w:t>AI-assisted engineering: GitHub Copilot, VS Code, GPT models, Claude, Gemini</w:t>
+      </w:r>
+    </w:p>
+    <w:p>
+      <w:pPr>
+        <w:keepNext/>
+        <w:spacing w:before="80" w:after="40"/>
+      </w:pPr>
+      <w:r>
+        <w:rPr>
+          <w:rFonts w:ascii="Inter" w:hAnsi="Inter"/>
+          <w:b/>
+          <w:i w:val="0"/>
+          <w:color w:val="1447E6"/>
+          <w:sz w:val="22"/>
+        </w:rPr>
+        <w:t xml:space="preserve">Education </w:t>
+      </w:r>
+    </w:p>
+    <w:p>
+      <w:pPr>
+        <w:spacing w:after="44" w:line="245" w:lineRule="auto"/>
+      </w:pPr>
+      <w:r>
+        <w:rPr>
+          <w:rFonts w:ascii="Inter" w:hAnsi="Inter"/>
+          <w:b w:val="0"/>
+          <w:i w:val="0"/>
+          <w:color w:val="171717"/>
+          <w:sz w:val="19"/>
+        </w:rPr>
+        <w:t>Bachelor's degree in Computer Science | American College of Commerce and Technology | May 2014</w:t>
       </w:r>
     </w:p>
     <w:sectPr>

--- a/public/resume/mohamed-moheyeldin-resume-one-page.docx
+++ b/public/resume/mohamed-moheyeldin-resume-one-page.docx
@@ -6,7 +6,7 @@
       <w:pPr>
         <w:pStyle w:val="Title"/>
         <w:spacing w:after="20"/>
-        <w:jc w:val="left"/>
+        <w:jc w:val="center"/>
       </w:pPr>
       <w:r>
         <w:rPr>
@@ -22,7 +22,7 @@
     <w:p>
       <w:pPr>
         <w:spacing w:after="60"/>
-        <w:jc w:val="left"/>
+        <w:jc w:val="center"/>
       </w:pPr>
       <w:r>
         <w:rPr>
@@ -279,7 +279,7 @@
           <w:color w:val="171717"/>
           <w:sz w:val="18"/>
         </w:rPr>
-        <w:t>Investigated REST contracts, schemas, and data integration with Postman and reusable JavaScript/Cypress tooling.</w:t>
+        <w:t>Investigated REST contracts, schemas, and data integration with Postman and reusable JavaScript tooling.</w:t>
       </w:r>
     </w:p>
     <w:p>
@@ -296,7 +296,7 @@
           <w:color w:val="171717"/>
           <w:sz w:val="18"/>
         </w:rPr>
-        <w:t>Connected GitHub Actions and Cypress Dashboard with AWS EC2, S3, and Aurora test environments; troubleshot OIDC/Okta authentication and application failures.</w:t>
+        <w:t>Connected GitHub Actions with AWS EC2, S3, and Aurora test environments; troubleshot OIDC/Okta authentication and application failures.</w:t>
       </w:r>
     </w:p>
     <w:p>
@@ -447,7 +447,7 @@
           <w:color w:val="171717"/>
           <w:sz w:val="19"/>
         </w:rPr>
-        <w:t>Delivery and quality: Playwright, Cypress, GitHub Actions, Git, Jira, Jenkins, AWS EC2/S3/Aurora test environments</w:t>
+        <w:t>Delivery and quality: Playwright, GitHub Actions, Git, Jira, Jenkins, AWS EC2/S3/Aurora test environments</w:t>
       </w:r>
     </w:p>
     <w:p>

--- a/public/resume/mohamed-moheyeldin-resume-one-page.docx
+++ b/public/resume/mohamed-moheyeldin-resume-one-page.docx
@@ -127,7 +127,7 @@
           <w:color w:val="171717"/>
           <w:sz w:val="19"/>
         </w:rPr>
-        <w:t>QA Test Engineer</w:t>
+        <w:t>Forward Deployed Engineer (FDE)</w:t>
       </w:r>
       <w:r>
         <w:rPr>
@@ -496,6 +496,37 @@
         <w:t>Bachelor's degree in Computer Science | American College of Commerce and Technology | May 2014</w:t>
       </w:r>
     </w:p>
+    <w:p>
+      <w:pPr>
+        <w:keepNext/>
+        <w:spacing w:before="80" w:after="40"/>
+      </w:pPr>
+      <w:r>
+        <w:rPr>
+          <w:rFonts w:ascii="Inter" w:hAnsi="Inter"/>
+          <w:b/>
+          <w:i w:val="0"/>
+          <w:color w:val="1447E6"/>
+          <w:sz w:val="22"/>
+        </w:rPr>
+        <w:t>Professional development</w:t>
+      </w:r>
+    </w:p>
+    <w:p>
+      <w:pPr>
+        <w:spacing w:after="44" w:line="245" w:lineRule="auto"/>
+      </w:pPr>
+      <w:r>
+        <w:rPr>
+          <w:rFonts w:ascii="Inter" w:hAnsi="Inter"/>
+          <w:b w:val="0"/>
+          <w:i w:val="0"/>
+          <w:color w:val="171717"/>
+          <w:sz w:val="19"/>
+        </w:rPr>
+        <w:t>AI Foundations | OpenAI Academy | Issued October 2, 2026</w:t>
+      </w:r>
+    </w:p>
     <w:sectPr>
       <w:footerReference w:type="default" r:id="rId9"/>
       <w:pgSz w:w="12240" w:h="15840"/>

--- a/public/resume/mohamed-moheyeldin-resume-one-page.docx
+++ b/public/resume/mohamed-moheyeldin-resume-one-page.docx
@@ -524,11 +524,120 @@
           <w:color w:val="171717"/>
           <w:sz w:val="19"/>
         </w:rPr>
-        <w:t>AI Foundations | OpenAI Academy | Issued October 2, 2026</w:t>
       </w:r>
+      <w:r>
+        <w:rPr>
+          <w:rFonts w:ascii="Inter" w:hAnsi="Inter"/>
+          <w:b w:val="0"/>
+          <w:i w:val="0"/>
+          <w:color w:val="171717"/>
+          <w:sz w:val="19"/>
+        </w:rPr>
+        <w:t xml:space="preserve">OpenAI Academy | Issued October 2, 2026 | Expires April 2, 2027: </w:t>
+      </w:r>
+      <w:hyperlink r:id="rId9">
+        <w:r>
+          <w:rPr>
+            <w:rFonts w:ascii="Inter" w:hAnsi="Inter"/>
+            <w:b w:val="0"/>
+            <w:i w:val="0"/>
+            <w:color w:val="1447E6"/>
+            <w:sz w:val="19"/>
+          </w:rPr>
+          <w:t>AI Foundations</w:t>
+        </w:r>
+      </w:hyperlink>
+      <w:r>
+        <w:rPr>
+          <w:rFonts w:ascii="Inter" w:hAnsi="Inter"/>
+          <w:b w:val="0"/>
+          <w:i w:val="0"/>
+          <w:color w:val="171717"/>
+          <w:sz w:val="19"/>
+        </w:rPr>
+        <w:t xml:space="preserve">; </w:t>
+      </w:r>
+      <w:hyperlink r:id="rId10">
+        <w:r>
+          <w:rPr>
+            <w:rFonts w:ascii="Inter" w:hAnsi="Inter"/>
+            <w:b w:val="0"/>
+            <w:i w:val="0"/>
+            <w:color w:val="1447E6"/>
+            <w:sz w:val="19"/>
+          </w:rPr>
+          <w:t>Agents and Workflows</w:t>
+        </w:r>
+      </w:hyperlink>
+      <w:r>
+        <w:rPr>
+          <w:rFonts w:ascii="Inter" w:hAnsi="Inter"/>
+          <w:b w:val="0"/>
+          <w:i w:val="0"/>
+          <w:color w:val="171717"/>
+          <w:sz w:val="19"/>
+        </w:rPr>
+        <w:t xml:space="preserve">; </w:t>
+      </w:r>
+      <w:hyperlink r:id="rId11">
+        <w:r>
+          <w:rPr>
+            <w:rFonts w:ascii="Inter" w:hAnsi="Inter"/>
+            <w:b w:val="0"/>
+            <w:i w:val="0"/>
+            <w:color w:val="1447E6"/>
+            <w:sz w:val="19"/>
+          </w:rPr>
+          <w:t>Applied AI Foundations</w:t>
+        </w:r>
+      </w:hyperlink>
+      <w:r>
+        <w:rPr>
+          <w:rFonts w:ascii="Inter" w:hAnsi="Inter"/>
+          <w:b w:val="0"/>
+          <w:i w:val="0"/>
+          <w:color w:val="171717"/>
+          <w:sz w:val="19"/>
+        </w:rPr>
+        <w:t xml:space="preserve">; </w:t>
+      </w:r>
+      <w:hyperlink r:id="rId12">
+        <w:r>
+          <w:rPr>
+            <w:rFonts w:ascii="Inter" w:hAnsi="Inter"/>
+            <w:b w:val="0"/>
+            <w:i w:val="0"/>
+            <w:color w:val="1447E6"/>
+            <w:sz w:val="19"/>
+          </w:rPr>
+          <w:t>AI Leadership</w:t>
+        </w:r>
+      </w:hyperlink>
+      <w:r>
+        <w:rPr>
+          <w:rFonts w:ascii="Inter" w:hAnsi="Inter"/>
+          <w:b w:val="0"/>
+          <w:i w:val="0"/>
+          <w:color w:val="171717"/>
+          <w:sz w:val="19"/>
+        </w:rPr>
+        <w:t xml:space="preserve">; </w:t>
+      </w:r>
+      <w:hyperlink r:id="rId13">
+        <w:r>
+          <w:rPr>
+            <w:rFonts w:ascii="Inter" w:hAnsi="Inter"/>
+            <w:b w:val="0"/>
+            <w:i w:val="0"/>
+            <w:color w:val="1447E6"/>
+            <w:sz w:val="19"/>
+          </w:rPr>
+          <w:t>Apply AI at Work Pathway Completion</w:t>
+        </w:r>
+      </w:hyperlink>
     </w:p>
     <w:sectPr>
-      <w:footerReference w:type="default" r:id="rId9"/>
+      <w:footerReference w:type="default" r:id="rId14"/>
       <w:pgSz w:w="12240" w:h="15840"/>
       <w:pgMar w:top="893" w:right="893" w:bottom="893" w:left="893" w:header="360" w:footer="360" w:gutter="0"/>
       <w:cols w:space="720"/>

--- a/public/resume/mohamed-moheyeldin-resume-one-page.docx
+++ b/public/resume/mohamed-moheyeldin-resume-one-page.docx
@@ -533,7 +533,7 @@
           <w:color w:val="171717"/>
           <w:sz w:val="19"/>
         </w:rPr>
-        <w:t xml:space="preserve">OpenAI Academy | Issued October 2, 2026 | Expires April 2, 2027: </w:t>
+        <w:t xml:space="preserve">OpenAI Academy | Issued 2026 | Expires April 2, 2027: </w:t>
       </w:r>
       <w:hyperlink r:id="rId9">
         <w:r>

--- a/public/resume/mohamed-moheyeldin-resume-one-page.docx
+++ b/public/resume/mohamed-moheyeldin-resume-one-page.docx
@@ -533,7 +533,7 @@
           <w:color w:val="171717"/>
           <w:sz w:val="19"/>
         </w:rPr>
-        <w:t xml:space="preserve">OpenAI Academy | Issued 2026 | Expires April 2, 2027: </w:t>
+        <w:t xml:space="preserve">OpenAI Academy | Issued 2026: </w:t>
       </w:r>
       <w:hyperlink r:id="rId9">
         <w:r>

--- a/public/resume/mohamed-moheyeldin-resume-one-page.docx
+++ b/public/resume/mohamed-moheyeldin-resume-one-page.docx
@@ -79,7 +79,7 @@
           <w:color w:val="171717"/>
           <w:sz w:val="19"/>
         </w:rPr>
-        <w:t>Customer-focused engineer with 11 years of software development and quality engineering experience across federal, banking, and e-commerce environments. Connects business requirements with hands-on implementation, system integration, and technical troubleshooting. Works directly with stakeholders from discovery and acceptance criteria through demonstrations, feedback, and adoption. Contributes React application features and develops tools such as Data Generator &amp; File Processing to simplify complex workflows, combining engineering execution with practical customer delivery.</w:t>
+        <w:t>Customer-focused engineer with 11 years of software development and quality engineering experience across federal, banking, and e-commerce environments. Connects business requirements with hands-on implementation, system integration, and technical troubleshooting. Works directly with stakeholders from discovery and acceptance criteria through demonstrations, feedback, and adoption. Contributes React application features and develops tools such as Data Generator &amp; File Processing, which lets developers and QA build realistic data where production data can't be used, combining engineering execution with practical customer delivery.</w:t>
       </w:r>
     </w:p>
     <w:p>
@@ -169,7 +169,7 @@
           <w:color w:val="171717"/>
           <w:sz w:val="18"/>
         </w:rPr>
-        <w:t>Independently built Data Generator &amp; File Processing, used daily by QA to generate, edit, and upload hundreds of referrals in minutes to VA lower environments.</w:t>
+        <w:t>Built Data Generator &amp; File Processing so developers and QA can work without production data; the whole team uses it daily, and a full dev database or up to 10,000 custom records now takes under 5 minutes instead of hours of daily preparation.</w:t>
       </w:r>
     </w:p>
     <w:p>
@@ -203,7 +203,7 @@
           <w:color w:val="171717"/>
           <w:sz w:val="18"/>
         </w:rPr>
-        <w:t>Work directly with VA stakeholders on claims workflows, requirements, and acceptance criteria; demonstrate enhancements and incorporate feedback.</w:t>
+        <w:t>Lead demonstrations and discussions with VA stakeholders on claims workflows, requirements, and acceptance criteria; incorporate feedback.</w:t>
       </w:r>
     </w:p>
     <w:p>
@@ -220,7 +220,7 @@
           <w:color w:val="171717"/>
           <w:sz w:val="18"/>
         </w:rPr>
-        <w:t>Build reusable Playwright automation, support GitHub Actions workflows, and document tools for adoption; troubleshoot authentication and environment constraints.</w:t>
+        <w:t>Build a reusable Playwright framework that helps reduce production bugs and speeds delivery of stakeholder requests; support GitHub Actions and troubleshoot authentication and environment constraints.</w:t>
       </w:r>
     </w:p>
     <w:p>
@@ -636,8 +636,66 @@
         </w:r>
       </w:hyperlink>
     </w:p>
+    <w:p>
+      <w:pPr>
+        <w:spacing w:after="44" w:line="245" w:lineRule="auto"/>
+      </w:pPr>
+      <w:r>
+        <w:rPr>
+          <w:rFonts w:ascii="Inter" w:hAnsi="Inter"/>
+          <w:b w:val="0"/>
+          <w:i w:val="0"/>
+          <w:color w:val="171717"/>
+          <w:sz w:val="19"/>
+        </w:rPr>
+      </w:r>
+      <w:r>
+        <w:rPr>
+          <w:rFonts w:ascii="Inter" w:hAnsi="Inter"/>
+          <w:b w:val="0"/>
+          <w:i w:val="0"/>
+          <w:color w:val="171717"/>
+          <w:sz w:val="19"/>
+        </w:rPr>
+        <w:t xml:space="preserve">Palantir | Issued 2026: </w:t>
+      </w:r>
+      <w:hyperlink r:id="rId14">
+        <w:r>
+          <w:rPr>
+            <w:rFonts w:ascii="Inter" w:hAnsi="Inter"/>
+            <w:b w:val="0"/>
+            <w:i w:val="0"/>
+            <w:color w:val="1447E6"/>
+            <w:sz w:val="19"/>
+          </w:rPr>
+          <w:t>Speedrun: Your First End-to-End Workflow</w:t>
+        </w:r>
+      </w:hyperlink>
+      <w:r>
+        <w:rPr>
+          <w:rFonts w:ascii="Inter" w:hAnsi="Inter"/>
+          <w:b w:val="0"/>
+          <w:i w:val="0"/>
+          <w:color w:val="171717"/>
+          <w:sz w:val="19"/>
+        </w:rPr>
+        <w:t xml:space="preserve">; </w:t>
+      </w:r>
+      <w:hyperlink r:id="rId15">
+        <w:r>
+          <w:rPr>
+            <w:rFonts w:ascii="Inter" w:hAnsi="Inter"/>
+            <w:b w:val="0"/>
+            <w:i w:val="0"/>
+            <w:color w:val="1447E6"/>
+            <w:sz w:val="19"/>
+          </w:rPr>
+          <w:t>Foundry &amp; AIP Builder Foundations Quiz</w:t>
+        </w:r>
+      </w:hyperlink>
+    </w:p>
     <w:sectPr>
-      <w:footerReference w:type="default" r:id="rId14"/>
+      <w:footerReference w:type="default" r:id="rId16"/>
       <w:pgSz w:w="12240" w:h="15840"/>
       <w:pgMar w:top="893" w:right="893" w:bottom="893" w:left="893" w:header="360" w:footer="360" w:gutter="0"/>
       <w:cols w:space="720"/>

--- a/public/resume/mohamed-moheyeldin-resume-one-page.docx
+++ b/public/resume/mohamed-moheyeldin-resume-one-page.docx
@@ -79,7 +79,7 @@
           <w:color w:val="171717"/>
           <w:sz w:val="19"/>
         </w:rPr>
-        <w:t>Customer-focused engineer with 11 years of software development and quality engineering experience across federal, banking, and e-commerce environments. Connects business requirements with hands-on implementation, system integration, and technical troubleshooting. Works directly with stakeholders from discovery and acceptance criteria through demonstrations, feedback, and adoption. Contributes React application features and develops tools such as Data Generator &amp; File Processing, which lets developers and QA build realistic data where production data can't be used, combining engineering execution with practical customer delivery.</w:t>
+        <w:t>Forward Deployed Engineer on a VA healthcare claims platform, with 11 years of software development and quality engineering experience across federal, banking, and e-commerce environments. Works directly with stakeholders from discovery and acceptance criteria through demonstrations, feedback, and adoption. Contributes React application features and builds tools such as Data Generator &amp; File Processing, giving developers and QA realistic data where production data can't be used.</w:t>
       </w:r>
     </w:p>
     <w:p>
@@ -169,7 +169,7 @@
           <w:color w:val="171717"/>
           <w:sz w:val="18"/>
         </w:rPr>
-        <w:t>Built Data Generator &amp; File Processing so developers and QA can work without production data; the whole team uses it daily, and a full dev database or up to 10,000 custom records now takes under 5 minutes instead of hours of daily preparation.</w:t>
+        <w:t>Work directly with VA stakeholders on a healthcare claims platform: define requirements, lead demos each release cycle since 2022, and join working sessions with claims processors and VA users on production issues.</w:t>
       </w:r>
     </w:p>
     <w:p>
@@ -186,7 +186,7 @@
           <w:color w:val="171717"/>
           <w:sz w:val="18"/>
         </w:rPr>
-        <w:t>Contribute React, TypeScript, and JavaScript features; integrate referral uploads and use MySQL to investigate application and data discrepancies.</w:t>
+        <w:t>Integrate claim-status APIs with health providers so staff, providers, and veterans see live status by role; created a claims framework that notifies the right party so claims keep moving.</w:t>
       </w:r>
     </w:p>
     <w:p>
@@ -203,7 +203,7 @@
           <w:color w:val="171717"/>
           <w:sz w:val="18"/>
         </w:rPr>
-        <w:t>Lead demonstrations and discussions with VA stakeholders on claims workflows, requirements, and acceptance criteria; incorporate feedback.</w:t>
+        <w:t>Enabled the team to use Tableau and built custom VA and internal dashboards, now the main view of server health and system status.</w:t>
       </w:r>
     </w:p>
     <w:p>
@@ -220,7 +220,24 @@
           <w:color w:val="171717"/>
           <w:sz w:val="18"/>
         </w:rPr>
-        <w:t>Build a reusable Playwright framework that helps reduce production bugs and speeds delivery of stakeholder requests; support GitHub Actions and troubleshoot authentication and environment constraints.</w:t>
+        <w:t>Contribute React, TypeScript, and JavaScript features; investigate data issues across frontend, backend, and MySQL.</w:t>
+      </w:r>
+    </w:p>
+    <w:p>
+      <w:pPr>
+        <w:pStyle w:val="ListBullet"/>
+        <w:spacing w:after="24" w:line="240" w:lineRule="auto"/>
+        <w:ind w:left="230" w:hanging="173"/>
+      </w:pPr>
+      <w:r>
+        <w:rPr>
+          <w:rFonts w:ascii="Inter" w:hAnsi="Inter"/>
+          <w:b w:val="0"/>
+          <w:i w:val="0"/>
+          <w:color w:val="171717"/>
+          <w:sz w:val="18"/>
+        </w:rPr>
+        <w:t>Built Data Generator &amp; File Processing (used daily; a full dev database or up to 10,000 records in under 5 minutes) and a Playwright framework that helps reduce production bugs.</w:t>
       </w:r>
     </w:p>
     <w:p>
@@ -432,7 +449,7 @@
           <w:color w:val="171717"/>
           <w:sz w:val="19"/>
         </w:rPr>
-        <w:t>Data and integration: SQL, MySQL, JSON, REST APIs, Postman, SQL Server, Oracle, MongoDB</w:t>
+        <w:t>Data and integration: SQL, MySQL, JSON, REST APIs, Postman, Tableau, SQL Server, Oracle, MongoDB</w:t>
       </w:r>
     </w:p>
     <w:p>

--- a/public/resume/mohamed-moheyeldin-resume-one-page.docx
+++ b/public/resume/mohamed-moheyeldin-resume-one-page.docx
@@ -220,7 +220,7 @@
           <w:color w:val="171717"/>
           <w:sz w:val="18"/>
         </w:rPr>
-        <w:t>Contribute React, TypeScript, and JavaScript features; investigate data issues across frontend, backend, and MySQL.</w:t>
+        <w:t>Contribute React, TypeScript, and JavaScript features; trace data issues across frontend, backend, MySQL.</w:t>
       </w:r>
     </w:p>
     <w:p>
@@ -237,7 +237,7 @@
           <w:color w:val="171717"/>
           <w:sz w:val="18"/>
         </w:rPr>
-        <w:t>Built Data Generator &amp; File Processing (used daily; a full dev database or up to 10,000 records in under 5 minutes) and a Playwright framework that helps reduce production bugs.</w:t>
+        <w:t>Built Data Generator &amp; File Processing (used daily; full dev database in under 5 minutes) and a Playwright framework that helps reduce production bugs.</w:t>
       </w:r>
     </w:p>
     <w:p>
@@ -711,6 +711,40 @@
         </w:r>
       </w:hyperlink>
     </w:p>
+    <w:p>
+      <w:pPr>
+        <w:spacing w:after="44" w:line="245" w:lineRule="auto"/>
+      </w:pPr>
+      <w:r>
+        <w:rPr>
+          <w:rFonts w:ascii="Inter" w:hAnsi="Inter"/>
+          <w:b w:val="0"/>
+          <w:i w:val="0"/>
+          <w:color w:val="171717"/>
+          <w:sz w:val="19"/>
+        </w:rPr>
+      </w:r>
+      <w:r>
+        <w:rPr>
+          <w:rFonts w:ascii="Inter" w:hAnsi="Inter"/>
+          <w:b w:val="0"/>
+          <w:i w:val="0"/>
+          <w:color w:val="171717"/>
+          <w:sz w:val="19"/>
+        </w:rPr>
+        <w:t xml:space="preserve">Scaled Agile | Issued 2021: </w:t>
+      </w:r>
+      <w:r>
+        <w:rPr>
+          <w:rFonts w:ascii="Inter" w:hAnsi="Inter"/>
+          <w:b w:val="0"/>
+          <w:i w:val="0"/>
+          <w:color w:val="171717"/>
+          <w:sz w:val="19"/>
+        </w:rPr>
+        <w:t>Implementing SAFe Course (5.1)</w:t>
+      </w:r>
+    </w:p>
     <w:sectPr>
       <w:footerReference w:type="default" r:id="rId16"/>
       <w:pgSz w:w="12240" w:h="15840"/>

--- a/public/resume/mohamed-moheyeldin-resume-one-page.docx
+++ b/public/resume/mohamed-moheyeldin-resume-one-page.docx
@@ -32,7 +32,7 @@
           <w:color w:val="1447E6"/>
           <w:sz w:val="18"/>
         </w:rPr>
-        <w:t>Bridging customer needs and technical solutions.</w:t>
+        <w:t>Forward Deployed Engineer</w:t>
       </w:r>
     </w:p>
     <w:p>
@@ -79,7 +79,7 @@
           <w:color w:val="171717"/>
           <w:sz w:val="19"/>
         </w:rPr>
-        <w:t>Forward Deployed Engineer on a VA healthcare claims platform, with 11 years of software development and quality engineering experience across federal, banking, and e-commerce environments. Works directly with stakeholders from discovery and acceptance criteria through demonstrations, feedback, and adoption. Contributes React application features and builds tools such as Data Generator &amp; File Processing, giving developers and QA realistic data where production data can't be used.</w:t>
+        <w:t>Forward Deployed Engineer on a VA healthcare claims platform, with 11 years in software development and quality engineering across federal, banking, and e-commerce. Work directly with stakeholders from first requirements conversations through demos and feedback. Write React features and built Data Generator &amp; File Processing, which gives developers and QA realistic data where production data can't be used.</w:t>
       </w:r>
     </w:p>
     <w:p>

--- a/public/resume/mohamed-moheyeldin-resume-one-page.docx
+++ b/public/resume/mohamed-moheyeldin-resume-one-page.docx
@@ -550,9 +550,45 @@
           <w:color w:val="171717"/>
           <w:sz w:val="19"/>
         </w:rPr>
+        <w:t xml:space="preserve">Claude Academy | Issued 2026: </w:t>
+      </w:r>
+      <w:hyperlink r:id="rId9">
+        <w:r>
+          <w:rPr>
+            <w:rFonts w:ascii="Inter" w:hAnsi="Inter"/>
+            <w:b w:val="0"/>
+            <w:i w:val="0"/>
+            <w:color w:val="1447E6"/>
+            <w:sz w:val="19"/>
+          </w:rPr>
+          <w:t>Building with the Claude API</w:t>
+        </w:r>
+      </w:hyperlink>
+    </w:p>
+    <w:p>
+      <w:pPr>
+        <w:spacing w:after="44" w:line="245" w:lineRule="auto"/>
+      </w:pPr>
+      <w:r>
+        <w:rPr>
+          <w:rFonts w:ascii="Inter" w:hAnsi="Inter"/>
+          <w:b w:val="0"/>
+          <w:i w:val="0"/>
+          <w:color w:val="171717"/>
+          <w:sz w:val="19"/>
+        </w:rPr>
+      </w:r>
+      <w:r>
+        <w:rPr>
+          <w:rFonts w:ascii="Inter" w:hAnsi="Inter"/>
+          <w:b w:val="0"/>
+          <w:i w:val="0"/>
+          <w:color w:val="171717"/>
+          <w:sz w:val="19"/>
+        </w:rPr>
         <w:t xml:space="preserve">OpenAI Academy | Issued 2026: </w:t>
       </w:r>
-      <w:hyperlink r:id="rId9">
+      <w:hyperlink r:id="rId10">
         <w:r>
           <w:rPr>
             <w:rFonts w:ascii="Inter" w:hAnsi="Inter"/>
@@ -574,7 +610,7 @@
         </w:rPr>
         <w:t xml:space="preserve">; </w:t>
       </w:r>
-      <w:hyperlink r:id="rId10">
+      <w:hyperlink r:id="rId11">
         <w:r>
           <w:rPr>
             <w:rFonts w:ascii="Inter" w:hAnsi="Inter"/>
@@ -596,7 +632,7 @@
         </w:rPr>
         <w:t xml:space="preserve">; </w:t>
       </w:r>
-      <w:hyperlink r:id="rId11">
+      <w:hyperlink r:id="rId12">
         <w:r>
           <w:rPr>
             <w:rFonts w:ascii="Inter" w:hAnsi="Inter"/>
@@ -618,7 +654,7 @@
         </w:rPr>
         <w:t xml:space="preserve">; </w:t>
       </w:r>
-      <w:hyperlink r:id="rId12">
+      <w:hyperlink r:id="rId13">
         <w:r>
           <w:rPr>
             <w:rFonts w:ascii="Inter" w:hAnsi="Inter"/>
@@ -640,7 +676,7 @@
         </w:rPr>
         <w:t xml:space="preserve">; </w:t>
       </w:r>
-      <w:hyperlink r:id="rId13">
+      <w:hyperlink r:id="rId14">
         <w:r>
           <w:rPr>
             <w:rFonts w:ascii="Inter" w:hAnsi="Inter"/>
@@ -676,7 +712,7 @@
         </w:rPr>
         <w:t xml:space="preserve">Palantir | Issued 2026: </w:t>
       </w:r>
-      <w:hyperlink r:id="rId14">
+      <w:hyperlink r:id="rId15">
         <w:r>
           <w:rPr>
             <w:rFonts w:ascii="Inter" w:hAnsi="Inter"/>
@@ -698,7 +734,7 @@
         </w:rPr>
         <w:t xml:space="preserve">; </w:t>
       </w:r>
-      <w:hyperlink r:id="rId15">
+      <w:hyperlink r:id="rId16">
         <w:r>
           <w:rPr>
             <w:rFonts w:ascii="Inter" w:hAnsi="Inter"/>
@@ -746,7 +782,7 @@
       </w:r>
     </w:p>
     <w:sectPr>
-      <w:footerReference w:type="default" r:id="rId16"/>
+      <w:footerReference w:type="default" r:id="rId17"/>
       <w:pgSz w:w="12240" w:h="15840"/>
       <w:pgMar w:top="893" w:right="893" w:bottom="893" w:left="893" w:header="360" w:footer="360" w:gutter="0"/>
       <w:cols w:space="720"/>

--- a/public/resume/mohamed-moheyeldin-resume-one-page.docx
+++ b/public/resume/mohamed-moheyeldin-resume-one-page.docx
@@ -561,6 +561,28 @@
             <w:color w:val="1447E6"/>
             <w:sz w:val="19"/>
           </w:rPr>
+          <w:t>Claude Code in Action</w:t>
+        </w:r>
+      </w:hyperlink>
+      <w:r>
+        <w:rPr>
+          <w:rFonts w:ascii="Inter" w:hAnsi="Inter"/>
+          <w:b w:val="0"/>
+          <w:i w:val="0"/>
+          <w:color w:val="171717"/>
+          <w:sz w:val="19"/>
+        </w:rPr>
+        <w:t xml:space="preserve">; </w:t>
+      </w:r>
+      <w:hyperlink r:id="rId10">
+        <w:r>
+          <w:rPr>
+            <w:rFonts w:ascii="Inter" w:hAnsi="Inter"/>
+            <w:b w:val="0"/>
+            <w:i w:val="0"/>
+            <w:color w:val="1447E6"/>
+            <w:sz w:val="19"/>
+          </w:rPr>
           <w:t>Building with the Claude API</w:t>
         </w:r>
       </w:hyperlink>
@@ -588,7 +610,7 @@
         </w:rPr>
         <w:t xml:space="preserve">OpenAI Academy | Issued 2026: </w:t>
       </w:r>
-      <w:hyperlink r:id="rId10">
+      <w:hyperlink r:id="rId11">
         <w:r>
           <w:rPr>
             <w:rFonts w:ascii="Inter" w:hAnsi="Inter"/>
@@ -610,7 +632,7 @@
         </w:rPr>
         <w:t xml:space="preserve">; </w:t>
       </w:r>
-      <w:hyperlink r:id="rId11">
+      <w:hyperlink r:id="rId12">
         <w:r>
           <w:rPr>
             <w:rFonts w:ascii="Inter" w:hAnsi="Inter"/>
@@ -632,7 +654,7 @@
         </w:rPr>
         <w:t xml:space="preserve">; </w:t>
       </w:r>
-      <w:hyperlink r:id="rId12">
+      <w:hyperlink r:id="rId13">
         <w:r>
           <w:rPr>
             <w:rFonts w:ascii="Inter" w:hAnsi="Inter"/>
@@ -654,7 +676,7 @@
         </w:rPr>
         <w:t xml:space="preserve">; </w:t>
       </w:r>
-      <w:hyperlink r:id="rId13">
+      <w:hyperlink r:id="rId14">
         <w:r>
           <w:rPr>
             <w:rFonts w:ascii="Inter" w:hAnsi="Inter"/>
@@ -676,7 +698,7 @@
         </w:rPr>
         <w:t xml:space="preserve">; </w:t>
       </w:r>
-      <w:hyperlink r:id="rId14">
+      <w:hyperlink r:id="rId15">
         <w:r>
           <w:rPr>
             <w:rFonts w:ascii="Inter" w:hAnsi="Inter"/>
@@ -712,7 +734,7 @@
         </w:rPr>
         <w:t xml:space="preserve">Palantir | Issued 2026: </w:t>
       </w:r>
-      <w:hyperlink r:id="rId15">
+      <w:hyperlink r:id="rId16">
         <w:r>
           <w:rPr>
             <w:rFonts w:ascii="Inter" w:hAnsi="Inter"/>
@@ -734,7 +756,7 @@
         </w:rPr>
         <w:t xml:space="preserve">; </w:t>
       </w:r>
-      <w:hyperlink r:id="rId16">
+      <w:hyperlink r:id="rId17">
         <w:r>
           <w:rPr>
             <w:rFonts w:ascii="Inter" w:hAnsi="Inter"/>
@@ -782,7 +804,7 @@
       </w:r>
     </w:p>
     <w:sectPr>
-      <w:footerReference w:type="default" r:id="rId17"/>
+      <w:footerReference w:type="default" r:id="rId18"/>
       <w:pgSz w:w="12240" w:h="15840"/>
       <w:pgMar w:top="893" w:right="893" w:bottom="893" w:left="893" w:header="360" w:footer="360" w:gutter="0"/>
       <w:cols w:space="720"/>

--- a/public/resume/mohamed-moheyeldin-resume-one-page.docx
+++ b/public/resume/mohamed-moheyeldin-resume-one-page.docx
@@ -561,6 +561,28 @@
             <w:color w:val="1447E6"/>
             <w:sz w:val="19"/>
           </w:rPr>
+          <w:t>Introduction to Model Context Protocol</w:t>
+        </w:r>
+      </w:hyperlink>
+      <w:r>
+        <w:rPr>
+          <w:rFonts w:ascii="Inter" w:hAnsi="Inter"/>
+          <w:b w:val="0"/>
+          <w:i w:val="0"/>
+          <w:color w:val="171717"/>
+          <w:sz w:val="19"/>
+        </w:rPr>
+        <w:t xml:space="preserve">; </w:t>
+      </w:r>
+      <w:hyperlink r:id="rId10">
+        <w:r>
+          <w:rPr>
+            <w:rFonts w:ascii="Inter" w:hAnsi="Inter"/>
+            <w:b w:val="0"/>
+            <w:i w:val="0"/>
+            <w:color w:val="1447E6"/>
+            <w:sz w:val="19"/>
+          </w:rPr>
           <w:t>Claude Code in Action</w:t>
         </w:r>
       </w:hyperlink>
@@ -574,7 +596,7 @@
         </w:rPr>
         <w:t xml:space="preserve">; </w:t>
       </w:r>
-      <w:hyperlink r:id="rId10">
+      <w:hyperlink r:id="rId11">
         <w:r>
           <w:rPr>
             <w:rFonts w:ascii="Inter" w:hAnsi="Inter"/>
@@ -610,7 +632,7 @@
         </w:rPr>
         <w:t xml:space="preserve">OpenAI Academy | Issued 2026: </w:t>
       </w:r>
-      <w:hyperlink r:id="rId11">
+      <w:hyperlink r:id="rId12">
         <w:r>
           <w:rPr>
             <w:rFonts w:ascii="Inter" w:hAnsi="Inter"/>
@@ -632,7 +654,7 @@
         </w:rPr>
         <w:t xml:space="preserve">; </w:t>
       </w:r>
-      <w:hyperlink r:id="rId12">
+      <w:hyperlink r:id="rId13">
         <w:r>
           <w:rPr>
             <w:rFonts w:ascii="Inter" w:hAnsi="Inter"/>
@@ -654,7 +676,7 @@
         </w:rPr>
         <w:t xml:space="preserve">; </w:t>
       </w:r>
-      <w:hyperlink r:id="rId13">
+      <w:hyperlink r:id="rId14">
         <w:r>
           <w:rPr>
             <w:rFonts w:ascii="Inter" w:hAnsi="Inter"/>
@@ -676,7 +698,7 @@
         </w:rPr>
         <w:t xml:space="preserve">; </w:t>
       </w:r>
-      <w:hyperlink r:id="rId14">
+      <w:hyperlink r:id="rId15">
         <w:r>
           <w:rPr>
             <w:rFonts w:ascii="Inter" w:hAnsi="Inter"/>
@@ -698,7 +720,7 @@
         </w:rPr>
         <w:t xml:space="preserve">; </w:t>
       </w:r>
-      <w:hyperlink r:id="rId15">
+      <w:hyperlink r:id="rId16">
         <w:r>
           <w:rPr>
             <w:rFonts w:ascii="Inter" w:hAnsi="Inter"/>
@@ -734,7 +756,7 @@
         </w:rPr>
         <w:t xml:space="preserve">Palantir | Issued 2026: </w:t>
       </w:r>
-      <w:hyperlink r:id="rId16">
+      <w:hyperlink r:id="rId17">
         <w:r>
           <w:rPr>
             <w:rFonts w:ascii="Inter" w:hAnsi="Inter"/>
@@ -756,7 +778,7 @@
         </w:rPr>
         <w:t xml:space="preserve">; </w:t>
       </w:r>
-      <w:hyperlink r:id="rId17">
+      <w:hyperlink r:id="rId18">
         <w:r>
           <w:rPr>
             <w:rFonts w:ascii="Inter" w:hAnsi="Inter"/>
@@ -804,7 +826,7 @@
       </w:r>
     </w:p>
     <w:sectPr>
-      <w:footerReference w:type="default" r:id="rId18"/>
+      <w:footerReference w:type="default" r:id="rId19"/>
       <w:pgSz w:w="12240" w:h="15840"/>
       <w:pgMar w:top="893" w:right="893" w:bottom="893" w:left="893" w:header="360" w:footer="360" w:gutter="0"/>
       <w:cols w:space="720"/>

--- a/public/resume/mohamed-moheyeldin-resume-one-page.docx
+++ b/public/resume/mohamed-moheyeldin-resume-one-page.docx
@@ -561,7 +561,7 @@
             <w:color w:val="1447E6"/>
             <w:sz w:val="19"/>
           </w:rPr>
-          <w:t>Introduction to Model Context Protocol</w:t>
+          <w:t>AI Capabilities and Limitations</w:t>
         </w:r>
       </w:hyperlink>
       <w:r>
@@ -583,6 +583,28 @@
             <w:color w:val="1447E6"/>
             <w:sz w:val="19"/>
           </w:rPr>
+          <w:t>Introduction to Model Context Protocol</w:t>
+        </w:r>
+      </w:hyperlink>
+      <w:r>
+        <w:rPr>
+          <w:rFonts w:ascii="Inter" w:hAnsi="Inter"/>
+          <w:b w:val="0"/>
+          <w:i w:val="0"/>
+          <w:color w:val="171717"/>
+          <w:sz w:val="19"/>
+        </w:rPr>
+        <w:t xml:space="preserve">; </w:t>
+      </w:r>
+      <w:hyperlink r:id="rId11">
+        <w:r>
+          <w:rPr>
+            <w:rFonts w:ascii="Inter" w:hAnsi="Inter"/>
+            <w:b w:val="0"/>
+            <w:i w:val="0"/>
+            <w:color w:val="1447E6"/>
+            <w:sz w:val="19"/>
+          </w:rPr>
           <w:t>Claude Code in Action</w:t>
         </w:r>
       </w:hyperlink>
@@ -596,7 +618,7 @@
         </w:rPr>
         <w:t xml:space="preserve">; </w:t>
       </w:r>
-      <w:hyperlink r:id="rId11">
+      <w:hyperlink r:id="rId12">
         <w:r>
           <w:rPr>
             <w:rFonts w:ascii="Inter" w:hAnsi="Inter"/>
@@ -632,7 +654,7 @@
         </w:rPr>
         <w:t xml:space="preserve">OpenAI Academy | Issued 2026: </w:t>
       </w:r>
-      <w:hyperlink r:id="rId12">
+      <w:hyperlink r:id="rId13">
         <w:r>
           <w:rPr>
             <w:rFonts w:ascii="Inter" w:hAnsi="Inter"/>
@@ -654,7 +676,7 @@
         </w:rPr>
         <w:t xml:space="preserve">; </w:t>
       </w:r>
-      <w:hyperlink r:id="rId13">
+      <w:hyperlink r:id="rId14">
         <w:r>
           <w:rPr>
             <w:rFonts w:ascii="Inter" w:hAnsi="Inter"/>
@@ -676,7 +698,7 @@
         </w:rPr>
         <w:t xml:space="preserve">; </w:t>
       </w:r>
-      <w:hyperlink r:id="rId14">
+      <w:hyperlink r:id="rId15">
         <w:r>
           <w:rPr>
             <w:rFonts w:ascii="Inter" w:hAnsi="Inter"/>
@@ -698,7 +720,7 @@
         </w:rPr>
         <w:t xml:space="preserve">; </w:t>
       </w:r>
-      <w:hyperlink r:id="rId15">
+      <w:hyperlink r:id="rId16">
         <w:r>
           <w:rPr>
             <w:rFonts w:ascii="Inter" w:hAnsi="Inter"/>
@@ -720,7 +742,7 @@
         </w:rPr>
         <w:t xml:space="preserve">; </w:t>
       </w:r>
-      <w:hyperlink r:id="rId16">
+      <w:hyperlink r:id="rId17">
         <w:r>
           <w:rPr>
             <w:rFonts w:ascii="Inter" w:hAnsi="Inter"/>
@@ -756,7 +778,7 @@
         </w:rPr>
         <w:t xml:space="preserve">Palantir | Issued 2026: </w:t>
       </w:r>
-      <w:hyperlink r:id="rId17">
+      <w:hyperlink r:id="rId18">
         <w:r>
           <w:rPr>
             <w:rFonts w:ascii="Inter" w:hAnsi="Inter"/>
@@ -778,7 +800,7 @@
         </w:rPr>
         <w:t xml:space="preserve">; </w:t>
       </w:r>
-      <w:hyperlink r:id="rId18">
+      <w:hyperlink r:id="rId19">
         <w:r>
           <w:rPr>
             <w:rFonts w:ascii="Inter" w:hAnsi="Inter"/>
@@ -826,7 +848,7 @@
       </w:r>
     </w:p>
     <w:sectPr>
-      <w:footerReference w:type="default" r:id="rId19"/>
+      <w:footerReference w:type="default" r:id="rId20"/>
       <w:pgSz w:w="12240" w:h="15840"/>
       <w:pgMar w:top="893" w:right="893" w:bottom="893" w:left="893" w:header="360" w:footer="360" w:gutter="0"/>
       <w:cols w:space="720"/>

--- a/public/resume/mohamed-moheyeldin-resume-one-page.docx
+++ b/public/resume/mohamed-moheyeldin-resume-one-page.docx
@@ -561,7 +561,7 @@
             <w:color w:val="1447E6"/>
             <w:sz w:val="19"/>
           </w:rPr>
-          <w:t>AI Capabilities and Limitations</w:t>
+          <w:t>Introduction to Claude Tag</w:t>
         </w:r>
       </w:hyperlink>
       <w:r>
@@ -583,7 +583,7 @@
             <w:color w:val="1447E6"/>
             <w:sz w:val="19"/>
           </w:rPr>
-          <w:t>Introduction to Model Context Protocol</w:t>
+          <w:t>AI Capabilities and Limitations</w:t>
         </w:r>
       </w:hyperlink>
       <w:r>
@@ -605,6 +605,28 @@
             <w:color w:val="1447E6"/>
             <w:sz w:val="19"/>
           </w:rPr>
+          <w:t>Introduction to Model Context Protocol</w:t>
+        </w:r>
+      </w:hyperlink>
+      <w:r>
+        <w:rPr>
+          <w:rFonts w:ascii="Inter" w:hAnsi="Inter"/>
+          <w:b w:val="0"/>
+          <w:i w:val="0"/>
+          <w:color w:val="171717"/>
+          <w:sz w:val="19"/>
+        </w:rPr>
+        <w:t xml:space="preserve">; </w:t>
+      </w:r>
+      <w:hyperlink r:id="rId12">
+        <w:r>
+          <w:rPr>
+            <w:rFonts w:ascii="Inter" w:hAnsi="Inter"/>
+            <w:b w:val="0"/>
+            <w:i w:val="0"/>
+            <w:color w:val="1447E6"/>
+            <w:sz w:val="19"/>
+          </w:rPr>
           <w:t>Claude Code in Action</w:t>
         </w:r>
       </w:hyperlink>
@@ -618,7 +640,7 @@
         </w:rPr>
         <w:t xml:space="preserve">; </w:t>
       </w:r>
-      <w:hyperlink r:id="rId12">
+      <w:hyperlink r:id="rId13">
         <w:r>
           <w:rPr>
             <w:rFonts w:ascii="Inter" w:hAnsi="Inter"/>
@@ -654,7 +676,7 @@
         </w:rPr>
         <w:t xml:space="preserve">OpenAI Academy | Issued 2026: </w:t>
       </w:r>
-      <w:hyperlink r:id="rId13">
+      <w:hyperlink r:id="rId14">
         <w:r>
           <w:rPr>
             <w:rFonts w:ascii="Inter" w:hAnsi="Inter"/>
@@ -676,7 +698,7 @@
         </w:rPr>
         <w:t xml:space="preserve">; </w:t>
       </w:r>
-      <w:hyperlink r:id="rId14">
+      <w:hyperlink r:id="rId15">
         <w:r>
           <w:rPr>
             <w:rFonts w:ascii="Inter" w:hAnsi="Inter"/>
@@ -698,7 +720,7 @@
         </w:rPr>
         <w:t xml:space="preserve">; </w:t>
       </w:r>
-      <w:hyperlink r:id="rId15">
+      <w:hyperlink r:id="rId16">
         <w:r>
           <w:rPr>
             <w:rFonts w:ascii="Inter" w:hAnsi="Inter"/>
@@ -720,7 +742,7 @@
         </w:rPr>
         <w:t xml:space="preserve">; </w:t>
       </w:r>
-      <w:hyperlink r:id="rId16">
+      <w:hyperlink r:id="rId17">
         <w:r>
           <w:rPr>
             <w:rFonts w:ascii="Inter" w:hAnsi="Inter"/>
@@ -742,7 +764,7 @@
         </w:rPr>
         <w:t xml:space="preserve">; </w:t>
       </w:r>
-      <w:hyperlink r:id="rId17">
+      <w:hyperlink r:id="rId18">
         <w:r>
           <w:rPr>
             <w:rFonts w:ascii="Inter" w:hAnsi="Inter"/>
@@ -778,7 +800,7 @@
         </w:rPr>
         <w:t xml:space="preserve">Palantir | Issued 2026: </w:t>
       </w:r>
-      <w:hyperlink r:id="rId18">
+      <w:hyperlink r:id="rId19">
         <w:r>
           <w:rPr>
             <w:rFonts w:ascii="Inter" w:hAnsi="Inter"/>
@@ -800,7 +822,7 @@
         </w:rPr>
         <w:t xml:space="preserve">; </w:t>
       </w:r>
-      <w:hyperlink r:id="rId19">
+      <w:hyperlink r:id="rId20">
         <w:r>
           <w:rPr>
             <w:rFonts w:ascii="Inter" w:hAnsi="Inter"/>
@@ -848,7 +870,7 @@
       </w:r>
     </w:p>
     <w:sectPr>
-      <w:footerReference w:type="default" r:id="rId20"/>
+      <w:footerReference w:type="default" r:id="rId21"/>
       <w:pgSz w:w="12240" w:h="15840"/>
       <w:pgMar w:top="893" w:right="893" w:bottom="893" w:left="893" w:header="360" w:footer="360" w:gutter="0"/>
       <w:cols w:space="720"/>

--- a/public/resume/mohamed-moheyeldin-resume-one-page.docx
+++ b/public/resume/mohamed-moheyeldin-resume-one-page.docx
@@ -561,7 +561,7 @@
             <w:color w:val="1447E6"/>
             <w:sz w:val="19"/>
           </w:rPr>
-          <w:t>Introduction to Claude Tag</w:t>
+          <w:t>Introduction to Claude Cowork</w:t>
         </w:r>
       </w:hyperlink>
       <w:r>
@@ -583,7 +583,7 @@
             <w:color w:val="1447E6"/>
             <w:sz w:val="19"/>
           </w:rPr>
-          <w:t>AI Capabilities and Limitations</w:t>
+          <w:t>Introduction to Claude Tag</w:t>
         </w:r>
       </w:hyperlink>
       <w:r>
@@ -605,7 +605,7 @@
             <w:color w:val="1447E6"/>
             <w:sz w:val="19"/>
           </w:rPr>
-          <w:t>Introduction to Model Context Protocol</w:t>
+          <w:t>AI Capabilities and Limitations</w:t>
         </w:r>
       </w:hyperlink>
       <w:r>
@@ -627,6 +627,28 @@
             <w:color w:val="1447E6"/>
             <w:sz w:val="19"/>
           </w:rPr>
+          <w:t>Introduction to Model Context Protocol</w:t>
+        </w:r>
+      </w:hyperlink>
+      <w:r>
+        <w:rPr>
+          <w:rFonts w:ascii="Inter" w:hAnsi="Inter"/>
+          <w:b w:val="0"/>
+          <w:i w:val="0"/>
+          <w:color w:val="171717"/>
+          <w:sz w:val="19"/>
+        </w:rPr>
+        <w:t xml:space="preserve">; </w:t>
+      </w:r>
+      <w:hyperlink r:id="rId13">
+        <w:r>
+          <w:rPr>
+            <w:rFonts w:ascii="Inter" w:hAnsi="Inter"/>
+            <w:b w:val="0"/>
+            <w:i w:val="0"/>
+            <w:color w:val="1447E6"/>
+            <w:sz w:val="19"/>
+          </w:rPr>
           <w:t>Claude Code in Action</w:t>
         </w:r>
       </w:hyperlink>
@@ -640,7 +662,7 @@
         </w:rPr>
         <w:t xml:space="preserve">; </w:t>
       </w:r>
-      <w:hyperlink r:id="rId13">
+      <w:hyperlink r:id="rId14">
         <w:r>
           <w:rPr>
             <w:rFonts w:ascii="Inter" w:hAnsi="Inter"/>
@@ -676,7 +698,7 @@
         </w:rPr>
         <w:t xml:space="preserve">OpenAI Academy | Issued 2026: </w:t>
       </w:r>
-      <w:hyperlink r:id="rId14">
+      <w:hyperlink r:id="rId15">
         <w:r>
           <w:rPr>
             <w:rFonts w:ascii="Inter" w:hAnsi="Inter"/>
@@ -698,7 +720,7 @@
         </w:rPr>
         <w:t xml:space="preserve">; </w:t>
       </w:r>
-      <w:hyperlink r:id="rId15">
+      <w:hyperlink r:id="rId16">
         <w:r>
           <w:rPr>
             <w:rFonts w:ascii="Inter" w:hAnsi="Inter"/>
@@ -720,7 +742,7 @@
         </w:rPr>
         <w:t xml:space="preserve">; </w:t>
       </w:r>
-      <w:hyperlink r:id="rId16">
+      <w:hyperlink r:id="rId17">
         <w:r>
           <w:rPr>
             <w:rFonts w:ascii="Inter" w:hAnsi="Inter"/>
@@ -742,7 +764,7 @@
         </w:rPr>
         <w:t xml:space="preserve">; </w:t>
       </w:r>
-      <w:hyperlink r:id="rId17">
+      <w:hyperlink r:id="rId18">
         <w:r>
           <w:rPr>
             <w:rFonts w:ascii="Inter" w:hAnsi="Inter"/>
@@ -764,7 +786,7 @@
         </w:rPr>
         <w:t xml:space="preserve">; </w:t>
       </w:r>
-      <w:hyperlink r:id="rId18">
+      <w:hyperlink r:id="rId19">
         <w:r>
           <w:rPr>
             <w:rFonts w:ascii="Inter" w:hAnsi="Inter"/>
@@ -800,7 +822,7 @@
         </w:rPr>
         <w:t xml:space="preserve">Palantir | Issued 2026: </w:t>
       </w:r>
-      <w:hyperlink r:id="rId19">
+      <w:hyperlink r:id="rId20">
         <w:r>
           <w:rPr>
             <w:rFonts w:ascii="Inter" w:hAnsi="Inter"/>
@@ -822,7 +844,7 @@
         </w:rPr>
         <w:t xml:space="preserve">; </w:t>
       </w:r>
-      <w:hyperlink r:id="rId20">
+      <w:hyperlink r:id="rId21">
         <w:r>
           <w:rPr>
             <w:rFonts w:ascii="Inter" w:hAnsi="Inter"/>
@@ -870,7 +892,7 @@
       </w:r>
     </w:p>
     <w:sectPr>
-      <w:footerReference w:type="default" r:id="rId21"/>
+      <w:footerReference w:type="default" r:id="rId22"/>
       <w:pgSz w:w="12240" w:h="15840"/>
       <w:pgMar w:top="893" w:right="893" w:bottom="893" w:left="893" w:header="360" w:footer="360" w:gutter="0"/>
       <w:cols w:space="720"/>

--- a/public/resume/mohamed-moheyeldin-resume-one-page.docx
+++ b/public/resume/mohamed-moheyeldin-resume-one-page.docx
@@ -79,7 +79,7 @@
           <w:color w:val="171717"/>
           <w:sz w:val="19"/>
         </w:rPr>
-        <w:t>Forward Deployed Engineer on a VA healthcare claims platform, with 11 years in software development and quality engineering across federal, banking, and e-commerce. Work directly with stakeholders from first requirements conversations through demos and feedback. Write React features and built Data Generator &amp; File Processing, which gives developers and QA realistic data where production data can't be used.</w:t>
+        <w:t>Forward Deployed Engineer on a VA healthcare claims platform, with 11 years in software development and quality engineering across federal healthcare, banking, and e-commerce. Integrate health-provider claim-status APIs, write React features, and built Data Generator &amp; File Processing, which replaced hours of daily test-data prep with a 5-minute run. Work directly with stakeholders from first requirements conversations through demos and adoption.</w:t>
       </w:r>
     </w:p>
     <w:p>
@@ -169,7 +169,7 @@
           <w:color w:val="171717"/>
           <w:sz w:val="18"/>
         </w:rPr>
-        <w:t>Work directly with VA stakeholders on a healthcare claims platform: define requirements, lead demos each release cycle since 2022, and join working sessions with claims processors and VA users on production issues.</w:t>
+        <w:t>Integrate claim-status APIs with health providers so VA staff, providers, and veterans see live status by role; created a claims framework that notifies the right party so claims keep moving.</w:t>
       </w:r>
     </w:p>
     <w:p>
@@ -186,7 +186,24 @@
           <w:color w:val="171717"/>
           <w:sz w:val="18"/>
         </w:rPr>
-        <w:t>Integrate claim-status APIs with health providers so staff, providers, and veterans see live status by role; created a claims framework that notifies the right party so claims keep moving.</w:t>
+        <w:t>Built Data Generator &amp; File Processing, used daily by the team: a full dev database or 10,000 records in under 5 minutes instead of hours; also built a Playwright framework.</w:t>
+      </w:r>
+    </w:p>
+    <w:p>
+      <w:pPr>
+        <w:pStyle w:val="ListBullet"/>
+        <w:spacing w:after="24" w:line="240" w:lineRule="auto"/>
+        <w:ind w:left="230" w:hanging="173"/>
+      </w:pPr>
+      <w:r>
+        <w:rPr>
+          <w:rFonts w:ascii="Inter" w:hAnsi="Inter"/>
+          <w:b w:val="0"/>
+          <w:i w:val="0"/>
+          <w:color w:val="171717"/>
+          <w:sz w:val="18"/>
+        </w:rPr>
+        <w:t>Work directly with VA stakeholders: define requirements, lead demos each release cycle since 2022, and join working sessions with claims processors and VA users on production issues.</w:t>
       </w:r>
     </w:p>
     <w:p>
@@ -221,23 +238,6 @@
           <w:sz w:val="18"/>
         </w:rPr>
         <w:t>Contribute React, TypeScript, and JavaScript features; trace data issues across frontend, backend, MySQL.</w:t>
-      </w:r>
-    </w:p>
-    <w:p>
-      <w:pPr>
-        <w:pStyle w:val="ListBullet"/>
-        <w:spacing w:after="24" w:line="240" w:lineRule="auto"/>
-        <w:ind w:left="230" w:hanging="173"/>
-      </w:pPr>
-      <w:r>
-        <w:rPr>
-          <w:rFonts w:ascii="Inter" w:hAnsi="Inter"/>
-          <w:b w:val="0"/>
-          <w:i w:val="0"/>
-          <w:color w:val="171717"/>
-          <w:sz w:val="18"/>
-        </w:rPr>
-        <w:t>Built Data Generator &amp; File Processing (used daily; full dev database in under 5 minutes) and a Playwright framework that helps reduce production bugs.</w:t>
       </w:r>
     </w:p>
     <w:p>

--- a/public/resume/mohamed-moheyeldin-resume-one-page.docx
+++ b/public/resume/mohamed-moheyeldin-resume-one-page.docx
@@ -388,7 +388,7 @@
           <w:color w:val="1447E6"/>
           <w:sz w:val="22"/>
         </w:rPr>
-        <w:t>Selected project</w:t>
+        <w:t>Selected projects</w:t>
       </w:r>
     </w:p>
     <w:p>
@@ -403,7 +403,7 @@
           <w:color w:val="171717"/>
           <w:sz w:val="19"/>
         </w:rPr>
-        <w:t>Portfolio &amp; Career Content System: Built a React/Untitled UI portfolio from validated JSON, with shared PDF/Word generation and static deployment packaging for Cloudflare. mohamedmoheyeldin.com</w:t>
+        <w:t>Claims Document Assistant: Claude API assistant that extracts 17 fields from claim PDFs, flags gaps with fixed rules, and drafts replies a reviewer approves; 26 tests. github.com/mohamedmoheyeldin/claims-document-assistant</w:t>
       </w:r>
     </w:p>
     <w:p>
@@ -479,7 +479,7 @@
           <w:color w:val="171717"/>
           <w:sz w:val="19"/>
         </w:rPr>
-        <w:t>AI-assisted engineering: GitHub Copilot, VS Code, GPT models, Claude, Gemini</w:t>
+        <w:t>AI-assisted engineering: Claude API, GitHub Copilot, VS Code, GPT models, Claude, Gemini</w:t>
       </w:r>
     </w:p>
     <w:p>

--- a/public/resume/mohamed-moheyeldin-resume-one-page.docx
+++ b/public/resume/mohamed-moheyeldin-resume-one-page.docx
@@ -13,7 +13,7 @@
           <w:rFonts w:ascii="Inter" w:hAnsi="Inter"/>
           <w:b/>
           <w:i w:val="0"/>
-          <w:color w:val="171717"/>
+          <w:color w:val="15171C"/>
           <w:sz w:val="48"/>
         </w:rPr>
         <w:t>Mohamed Moheyeldin</w:t>
@@ -29,7 +29,7 @@
           <w:rFonts w:ascii="Inter" w:hAnsi="Inter"/>
           <w:b/>
           <w:i w:val="0"/>
-          <w:color w:val="1447E6"/>
+          <w:color w:val="2445C8"/>
           <w:sz w:val="18"/>
         </w:rPr>
         <w:t>Forward Deployed Engineer</w:t>
@@ -45,7 +45,7 @@
           <w:rFonts w:ascii="Inter" w:hAnsi="Inter"/>
           <w:b w:val="0"/>
           <w:i w:val="0"/>
-          <w:color w:val="525252"/>
+          <w:color w:val="5C6372"/>
           <w:sz w:val="16"/>
         </w:rPr>
         <w:t>Reston, VA 20191  |  mohamedmoheyeldin.com  |  mohamedmoheyeldin.jobs@gmail.com  |  linkedin.com/in/moheyeldin  |  github.com/mohamedmoheyeldin</w:t>
@@ -61,7 +61,7 @@
           <w:rFonts w:ascii="Inter" w:hAnsi="Inter"/>
           <w:b/>
           <w:i w:val="0"/>
-          <w:color w:val="1447E6"/>
+          <w:color w:val="2445C8"/>
           <w:sz w:val="22"/>
         </w:rPr>
         <w:t>Professional profile</w:t>
@@ -76,7 +76,7 @@
           <w:rFonts w:ascii="Inter" w:hAnsi="Inter"/>
           <w:b w:val="0"/>
           <w:i w:val="0"/>
-          <w:color w:val="171717"/>
+          <w:color w:val="15171C"/>
           <w:sz w:val="19"/>
         </w:rPr>
         <w:t>Forward Deployed Engineer on a VA healthcare claims platform, with 11 years in software development and quality engineering across federal healthcare, banking, and e-commerce. Integrate health-provider claim-status APIs, write React features, and built Data Generator &amp; File Processing, which replaced hours of daily test-data prep with a 5-minute run. Work directly with stakeholders from first requirements conversations through demos and adoption.</w:t>
@@ -92,7 +92,7 @@
           <w:rFonts w:ascii="Inter" w:hAnsi="Inter"/>
           <w:b/>
           <w:i w:val="0"/>
-          <w:color w:val="1447E6"/>
+          <w:color w:val="2445C8"/>
           <w:sz w:val="22"/>
         </w:rPr>
         <w:t>Professional experience</w:t>
@@ -108,7 +108,7 @@
           <w:rFonts w:ascii="Inter" w:hAnsi="Inter"/>
           <w:b/>
           <w:i w:val="0"/>
-          <w:color w:val="171717"/>
+          <w:color w:val="15171C"/>
           <w:sz w:val="20"/>
         </w:rPr>
         <w:t>Booz Allen Hamilton — Washington, DC</w:t>
@@ -124,7 +124,7 @@
           <w:rFonts w:ascii="Inter" w:hAnsi="Inter"/>
           <w:b/>
           <w:i w:val="0"/>
-          <w:color w:val="171717"/>
+          <w:color w:val="15171C"/>
           <w:sz w:val="19"/>
         </w:rPr>
         <w:t>Forward Deployed Engineer (FDE)</w:t>
@@ -134,7 +134,7 @@
           <w:rFonts w:ascii="Inter" w:hAnsi="Inter"/>
           <w:b w:val="0"/>
           <w:i w:val="0"/>
-          <w:color w:val="525252"/>
+          <w:color w:val="5C6372"/>
           <w:sz w:val="14"/>
         </w:rPr>
         <w:t xml:space="preserve">  |  Dec 2020 – Present</w:t>
@@ -149,7 +149,7 @@
           <w:rFonts w:ascii="Inter" w:hAnsi="Inter"/>
           <w:b w:val="0"/>
           <w:i w:val="0"/>
-          <w:color w:val="171717"/>
+          <w:color w:val="15171C"/>
           <w:sz w:val="19"/>
         </w:rPr>
         <w:t>Customer: U.S. Department of Veterans Affairs (VA)</w:t>
@@ -166,7 +166,7 @@
           <w:rFonts w:ascii="Inter" w:hAnsi="Inter"/>
           <w:b w:val="0"/>
           <w:i w:val="0"/>
-          <w:color w:val="171717"/>
+          <w:color w:val="15171C"/>
           <w:sz w:val="18"/>
         </w:rPr>
         <w:t>Integrate claim-status APIs with health providers so VA staff, providers, and veterans see live status by role; created a claims framework that notifies the right party so claims keep moving.</w:t>
@@ -183,7 +183,7 @@
           <w:rFonts w:ascii="Inter" w:hAnsi="Inter"/>
           <w:b w:val="0"/>
           <w:i w:val="0"/>
-          <w:color w:val="171717"/>
+          <w:color w:val="15171C"/>
           <w:sz w:val="18"/>
         </w:rPr>
         <w:t>Built Data Generator &amp; File Processing, used daily by the team: a full dev database or 10,000 records in under 5 minutes instead of hours; also built a Playwright framework.</w:t>
@@ -200,7 +200,7 @@
           <w:rFonts w:ascii="Inter" w:hAnsi="Inter"/>
           <w:b w:val="0"/>
           <w:i w:val="0"/>
-          <w:color w:val="171717"/>
+          <w:color w:val="15171C"/>
           <w:sz w:val="18"/>
         </w:rPr>
         <w:t>Work directly with VA stakeholders: define requirements, lead demos each release cycle since 2022, and join working sessions with claims processors and VA users on production issues.</w:t>
@@ -217,7 +217,7 @@
           <w:rFonts w:ascii="Inter" w:hAnsi="Inter"/>
           <w:b w:val="0"/>
           <w:i w:val="0"/>
-          <w:color w:val="171717"/>
+          <w:color w:val="15171C"/>
           <w:sz w:val="18"/>
         </w:rPr>
         <w:t>Enabled the team to use Tableau and built custom VA and internal dashboards, now the main view of server health and system status.</w:t>
@@ -234,7 +234,7 @@
           <w:rFonts w:ascii="Inter" w:hAnsi="Inter"/>
           <w:b w:val="0"/>
           <w:i w:val="0"/>
-          <w:color w:val="171717"/>
+          <w:color w:val="15171C"/>
           <w:sz w:val="18"/>
         </w:rPr>
         <w:t>Contribute React, TypeScript, and JavaScript features; trace data issues across frontend, backend, MySQL.</w:t>
@@ -250,7 +250,7 @@
           <w:rFonts w:ascii="Inter" w:hAnsi="Inter"/>
           <w:b/>
           <w:i w:val="0"/>
-          <w:color w:val="171717"/>
+          <w:color w:val="15171C"/>
           <w:sz w:val="20"/>
         </w:rPr>
         <w:t>Chick-fil-A Corporate — Atlanta, GA</w:t>
@@ -266,7 +266,7 @@
           <w:rFonts w:ascii="Inter" w:hAnsi="Inter"/>
           <w:b/>
           <w:i w:val="0"/>
-          <w:color w:val="171717"/>
+          <w:color w:val="15171C"/>
           <w:sz w:val="19"/>
         </w:rPr>
         <w:t>Software Engineer in Test</w:t>
@@ -276,7 +276,7 @@
           <w:rFonts w:ascii="Inter" w:hAnsi="Inter"/>
           <w:b w:val="0"/>
           <w:i w:val="0"/>
-          <w:color w:val="525252"/>
+          <w:color w:val="5C6372"/>
           <w:sz w:val="14"/>
         </w:rPr>
         <w:t xml:space="preserve">  |  Nov 2018 – Dec 2020</w:t>
@@ -293,7 +293,7 @@
           <w:rFonts w:ascii="Inter" w:hAnsi="Inter"/>
           <w:b w:val="0"/>
           <w:i w:val="0"/>
-          <w:color w:val="171717"/>
+          <w:color w:val="15171C"/>
           <w:sz w:val="18"/>
         </w:rPr>
         <w:t>Investigated REST contracts, schemas, and data integration with Postman and reusable JavaScript tooling.</w:t>
@@ -310,7 +310,7 @@
           <w:rFonts w:ascii="Inter" w:hAnsi="Inter"/>
           <w:b w:val="0"/>
           <w:i w:val="0"/>
-          <w:color w:val="171717"/>
+          <w:color w:val="15171C"/>
           <w:sz w:val="18"/>
         </w:rPr>
         <w:t>Connected GitHub Actions with AWS EC2, S3, and Aurora test environments; troubleshot OIDC/Okta authentication and application failures.</w:t>
@@ -326,7 +326,7 @@
           <w:rFonts w:ascii="Inter" w:hAnsi="Inter"/>
           <w:b/>
           <w:i w:val="0"/>
-          <w:color w:val="171717"/>
+          <w:color w:val="15171C"/>
           <w:sz w:val="20"/>
         </w:rPr>
         <w:t>Ally Bank — Sandy, UT</w:t>
@@ -342,7 +342,7 @@
           <w:rFonts w:ascii="Inter" w:hAnsi="Inter"/>
           <w:b/>
           <w:i w:val="0"/>
-          <w:color w:val="171717"/>
+          <w:color w:val="15171C"/>
           <w:sz w:val="19"/>
         </w:rPr>
         <w:t>Software QA Engineer</w:t>
@@ -352,7 +352,7 @@
           <w:rFonts w:ascii="Inter" w:hAnsi="Inter"/>
           <w:b w:val="0"/>
           <w:i w:val="0"/>
-          <w:color w:val="525252"/>
+          <w:color w:val="5C6372"/>
           <w:sz w:val="14"/>
         </w:rPr>
         <w:t xml:space="preserve">  |  Sep 2015 – Nov 2018</w:t>
@@ -369,7 +369,7 @@
           <w:rFonts w:ascii="Inter" w:hAnsi="Inter"/>
           <w:b w:val="0"/>
           <w:i w:val="0"/>
-          <w:color w:val="171717"/>
+          <w:color w:val="15171C"/>
           <w:sz w:val="18"/>
         </w:rPr>
         <w:t>Translated banking requirements into acceptance criteria; used SQL and reproducible Jira reports to investigate data issues and verify releases across QA, UAT, and staging.</w:t>
@@ -385,7 +385,7 @@
           <w:rFonts w:ascii="Inter" w:hAnsi="Inter"/>
           <w:b/>
           <w:i w:val="0"/>
-          <w:color w:val="1447E6"/>
+          <w:color w:val="2445C8"/>
           <w:sz w:val="22"/>
         </w:rPr>
         <w:t>Selected projects</w:t>
@@ -400,7 +400,7 @@
           <w:rFonts w:ascii="Inter" w:hAnsi="Inter"/>
           <w:b w:val="0"/>
           <w:i w:val="0"/>
-          <w:color w:val="171717"/>
+          <w:color w:val="15171C"/>
           <w:sz w:val="19"/>
         </w:rPr>
         <w:t>Claims Document Assistant: Claude API assistant that extracts 17 fields from claim PDFs, flags gaps with fixed rules, and drafts replies a reviewer approves; 26 tests. github.com/mohamedmoheyeldin/claims-document-assistant</w:t>
@@ -416,7 +416,7 @@
           <w:rFonts w:ascii="Inter" w:hAnsi="Inter"/>
           <w:b/>
           <w:i w:val="0"/>
-          <w:color w:val="1447E6"/>
+          <w:color w:val="2445C8"/>
           <w:sz w:val="22"/>
         </w:rPr>
         <w:t>Technical skills</w:t>
@@ -431,7 +431,7 @@
           <w:rFonts w:ascii="Inter" w:hAnsi="Inter"/>
           <w:b w:val="0"/>
           <w:i w:val="0"/>
-          <w:color w:val="171717"/>
+          <w:color w:val="15171C"/>
           <w:sz w:val="19"/>
         </w:rPr>
         <w:t>Application development: React, TypeScript, JavaScript, Java, Reusable components</w:t>
@@ -446,7 +446,7 @@
           <w:rFonts w:ascii="Inter" w:hAnsi="Inter"/>
           <w:b w:val="0"/>
           <w:i w:val="0"/>
-          <w:color w:val="171717"/>
+          <w:color w:val="15171C"/>
           <w:sz w:val="19"/>
         </w:rPr>
         <w:t>Data and integration: SQL, MySQL, JSON, REST APIs, Postman, Tableau, SQL Server, Oracle, MongoDB</w:t>
@@ -461,7 +461,7 @@
           <w:rFonts w:ascii="Inter" w:hAnsi="Inter"/>
           <w:b w:val="0"/>
           <w:i w:val="0"/>
-          <w:color w:val="171717"/>
+          <w:color w:val="15171C"/>
           <w:sz w:val="19"/>
         </w:rPr>
         <w:t>Delivery and quality: Playwright, GitHub Actions, Git, Jira, Jenkins, AWS EC2/S3/Aurora test environments</w:t>
@@ -476,7 +476,7 @@
           <w:rFonts w:ascii="Inter" w:hAnsi="Inter"/>
           <w:b w:val="0"/>
           <w:i w:val="0"/>
-          <w:color w:val="171717"/>
+          <w:color w:val="15171C"/>
           <w:sz w:val="19"/>
         </w:rPr>
         <w:t>AI-assisted engineering: Claude API, GitHub Copilot, VS Code, GPT models, Claude, Gemini</w:t>
@@ -492,7 +492,7 @@
           <w:rFonts w:ascii="Inter" w:hAnsi="Inter"/>
           <w:b/>
           <w:i w:val="0"/>
-          <w:color w:val="1447E6"/>
+          <w:color w:val="2445C8"/>
           <w:sz w:val="22"/>
         </w:rPr>
         <w:t xml:space="preserve">Education </w:t>
@@ -507,7 +507,7 @@
           <w:rFonts w:ascii="Inter" w:hAnsi="Inter"/>
           <w:b w:val="0"/>
           <w:i w:val="0"/>
-          <w:color w:val="171717"/>
+          <w:color w:val="15171C"/>
           <w:sz w:val="19"/>
         </w:rPr>
         <w:t>Bachelor's degree in Computer Science | American College of Commerce and Technology | May 2014</w:t>
@@ -523,7 +523,7 @@
           <w:rFonts w:ascii="Inter" w:hAnsi="Inter"/>
           <w:b/>
           <w:i w:val="0"/>
-          <w:color w:val="1447E6"/>
+          <w:color w:val="2445C8"/>
           <w:sz w:val="22"/>
         </w:rPr>
         <w:t>Professional development</w:t>
@@ -538,7 +538,7 @@
           <w:rFonts w:ascii="Inter" w:hAnsi="Inter"/>
           <w:b w:val="0"/>
           <w:i w:val="0"/>
-          <w:color w:val="171717"/>
+          <w:color w:val="15171C"/>
           <w:sz w:val="19"/>
         </w:rPr>
       </w:r>
@@ -547,7 +547,7 @@
           <w:rFonts w:ascii="Inter" w:hAnsi="Inter"/>
           <w:b w:val="0"/>
           <w:i w:val="0"/>
-          <w:color w:val="171717"/>
+          <w:color w:val="15171C"/>
           <w:sz w:val="19"/>
         </w:rPr>
         <w:t xml:space="preserve">Claude Academy | Issued 2026: </w:t>
@@ -558,7 +558,7 @@
             <w:rFonts w:ascii="Inter" w:hAnsi="Inter"/>
             <w:b w:val="0"/>
             <w:i w:val="0"/>
-            <w:color w:val="1447E6"/>
+            <w:color w:val="2445C8"/>
             <w:sz w:val="19"/>
           </w:rPr>
           <w:t>Introduction to Claude Cowork</w:t>
@@ -569,7 +569,7 @@
           <w:rFonts w:ascii="Inter" w:hAnsi="Inter"/>
           <w:b w:val="0"/>
           <w:i w:val="0"/>
-          <w:color w:val="171717"/>
+          <w:color w:val="15171C"/>
           <w:sz w:val="19"/>
         </w:rPr>
         <w:t xml:space="preserve">; </w:t>
@@ -580,7 +580,7 @@
             <w:rFonts w:ascii="Inter" w:hAnsi="Inter"/>
             <w:b w:val="0"/>
             <w:i w:val="0"/>
-            <w:color w:val="1447E6"/>
+            <w:color w:val="2445C8"/>
             <w:sz w:val="19"/>
           </w:rPr>
           <w:t>Introduction to Claude Tag</w:t>
@@ -591,7 +591,7 @@
           <w:rFonts w:ascii="Inter" w:hAnsi="Inter"/>
           <w:b w:val="0"/>
           <w:i w:val="0"/>
-          <w:color w:val="171717"/>
+          <w:color w:val="15171C"/>
           <w:sz w:val="19"/>
         </w:rPr>
         <w:t xml:space="preserve">; </w:t>
@@ -602,7 +602,7 @@
             <w:rFonts w:ascii="Inter" w:hAnsi="Inter"/>
             <w:b w:val="0"/>
             <w:i w:val="0"/>
-            <w:color w:val="1447E6"/>
+            <w:color w:val="2445C8"/>
             <w:sz w:val="19"/>
           </w:rPr>
           <w:t>AI Capabilities and Limitations</w:t>
@@ -613,7 +613,7 @@
           <w:rFonts w:ascii="Inter" w:hAnsi="Inter"/>
           <w:b w:val="0"/>
           <w:i w:val="0"/>
-          <w:color w:val="171717"/>
+          <w:color w:val="15171C"/>
           <w:sz w:val="19"/>
         </w:rPr>
         <w:t xml:space="preserve">; </w:t>
@@ -624,7 +624,7 @@
             <w:rFonts w:ascii="Inter" w:hAnsi="Inter"/>
             <w:b w:val="0"/>
             <w:i w:val="0"/>
-            <w:color w:val="1447E6"/>
+            <w:color w:val="2445C8"/>
             <w:sz w:val="19"/>
           </w:rPr>
           <w:t>Introduction to Model Context Protocol</w:t>
@@ -635,7 +635,7 @@
           <w:rFonts w:ascii="Inter" w:hAnsi="Inter"/>
           <w:b w:val="0"/>
           <w:i w:val="0"/>
-          <w:color w:val="171717"/>
+          <w:color w:val="15171C"/>
           <w:sz w:val="19"/>
         </w:rPr>
         <w:t xml:space="preserve">; </w:t>
@@ -646,7 +646,7 @@
             <w:rFonts w:ascii="Inter" w:hAnsi="Inter"/>
             <w:b w:val="0"/>
             <w:i w:val="0"/>
-            <w:color w:val="1447E6"/>
+            <w:color w:val="2445C8"/>
             <w:sz w:val="19"/>
           </w:rPr>
           <w:t>Claude Code in Action</w:t>
@@ -657,7 +657,7 @@
           <w:rFonts w:ascii="Inter" w:hAnsi="Inter"/>
           <w:b w:val="0"/>
           <w:i w:val="0"/>
-          <w:color w:val="171717"/>
+          <w:color w:val="15171C"/>
           <w:sz w:val="19"/>
         </w:rPr>
         <w:t xml:space="preserve">; </w:t>
@@ -668,7 +668,7 @@
             <w:rFonts w:ascii="Inter" w:hAnsi="Inter"/>
             <w:b w:val="0"/>
             <w:i w:val="0"/>
-            <w:color w:val="1447E6"/>
+            <w:color w:val="2445C8"/>
             <w:sz w:val="19"/>
           </w:rPr>
           <w:t>Building with the Claude API</w:t>
@@ -684,7 +684,7 @@
           <w:rFonts w:ascii="Inter" w:hAnsi="Inter"/>
           <w:b w:val="0"/>
           <w:i w:val="0"/>
-          <w:color w:val="171717"/>
+          <w:color w:val="15171C"/>
           <w:sz w:val="19"/>
         </w:rPr>
       </w:r>
@@ -693,7 +693,7 @@
           <w:rFonts w:ascii="Inter" w:hAnsi="Inter"/>
           <w:b w:val="0"/>
           <w:i w:val="0"/>
-          <w:color w:val="171717"/>
+          <w:color w:val="15171C"/>
           <w:sz w:val="19"/>
         </w:rPr>
         <w:t xml:space="preserve">OpenAI Academy | Issued 2026: </w:t>
@@ -704,7 +704,7 @@
             <w:rFonts w:ascii="Inter" w:hAnsi="Inter"/>
             <w:b w:val="0"/>
             <w:i w:val="0"/>
-            <w:color w:val="1447E6"/>
+            <w:color w:val="2445C8"/>
             <w:sz w:val="19"/>
           </w:rPr>
           <w:t>AI Foundations</w:t>
@@ -715,7 +715,7 @@
           <w:rFonts w:ascii="Inter" w:hAnsi="Inter"/>
           <w:b w:val="0"/>
           <w:i w:val="0"/>
-          <w:color w:val="171717"/>
+          <w:color w:val="15171C"/>
           <w:sz w:val="19"/>
         </w:rPr>
         <w:t xml:space="preserve">; </w:t>
@@ -726,7 +726,7 @@
             <w:rFonts w:ascii="Inter" w:hAnsi="Inter"/>
             <w:b w:val="0"/>
             <w:i w:val="0"/>
-            <w:color w:val="1447E6"/>
+            <w:color w:val="2445C8"/>
             <w:sz w:val="19"/>
           </w:rPr>
           <w:t>Agents and Workflows</w:t>
@@ -737,7 +737,7 @@
           <w:rFonts w:ascii="Inter" w:hAnsi="Inter"/>
           <w:b w:val="0"/>
           <w:i w:val="0"/>
-          <w:color w:val="171717"/>
+          <w:color w:val="15171C"/>
           <w:sz w:val="19"/>
         </w:rPr>
         <w:t xml:space="preserve">; </w:t>
@@ -748,7 +748,7 @@
             <w:rFonts w:ascii="Inter" w:hAnsi="Inter"/>
             <w:b w:val="0"/>
             <w:i w:val="0"/>
-            <w:color w:val="1447E6"/>
+            <w:color w:val="2445C8"/>
             <w:sz w:val="19"/>
           </w:rPr>
           <w:t>Applied AI Foundations</w:t>
@@ -759,7 +759,7 @@
           <w:rFonts w:ascii="Inter" w:hAnsi="Inter"/>
           <w:b w:val="0"/>
           <w:i w:val="0"/>
-          <w:color w:val="171717"/>
+          <w:color w:val="15171C"/>
           <w:sz w:val="19"/>
         </w:rPr>
         <w:t xml:space="preserve">; </w:t>
@@ -770,7 +770,7 @@
             <w:rFonts w:ascii="Inter" w:hAnsi="Inter"/>
             <w:b w:val="0"/>
             <w:i w:val="0"/>
-            <w:color w:val="1447E6"/>
+            <w:color w:val="2445C8"/>
             <w:sz w:val="19"/>
           </w:rPr>
           <w:t>AI Leadership</w:t>
@@ -781,7 +781,7 @@
           <w:rFonts w:ascii="Inter" w:hAnsi="Inter"/>
           <w:b w:val="0"/>
           <w:i w:val="0"/>
-          <w:color w:val="171717"/>
+          <w:color w:val="15171C"/>
           <w:sz w:val="19"/>
         </w:rPr>
         <w:t xml:space="preserve">; </w:t>
@@ -792,7 +792,7 @@
             <w:rFonts w:ascii="Inter" w:hAnsi="Inter"/>
             <w:b w:val="0"/>
             <w:i w:val="0"/>
-            <w:color w:val="1447E6"/>
+            <w:color w:val="2445C8"/>
             <w:sz w:val="19"/>
           </w:rPr>
           <w:t>Apply AI at Work Pathway Completion</w:t>
@@ -808,7 +808,7 @@
           <w:rFonts w:ascii="Inter" w:hAnsi="Inter"/>
           <w:b w:val="0"/>
           <w:i w:val="0"/>
-          <w:color w:val="171717"/>
+          <w:color w:val="15171C"/>
           <w:sz w:val="19"/>
         </w:rPr>
       </w:r>
@@ -817,7 +817,7 @@
           <w:rFonts w:ascii="Inter" w:hAnsi="Inter"/>
           <w:b w:val="0"/>
           <w:i w:val="0"/>
-          <w:color w:val="171717"/>
+          <w:color w:val="15171C"/>
           <w:sz w:val="19"/>
         </w:rPr>
         <w:t xml:space="preserve">Palantir | Issued 2026: </w:t>
@@ -828,7 +828,7 @@
             <w:rFonts w:ascii="Inter" w:hAnsi="Inter"/>
             <w:b w:val="0"/>
             <w:i w:val="0"/>
-            <w:color w:val="1447E6"/>
+            <w:color w:val="2445C8"/>
             <w:sz w:val="19"/>
           </w:rPr>
           <w:t>Speedrun: Your First End-to-End Workflow</w:t>
@@ -839,7 +839,7 @@
           <w:rFonts w:ascii="Inter" w:hAnsi="Inter"/>
           <w:b w:val="0"/>
           <w:i w:val="0"/>
-          <w:color w:val="171717"/>
+          <w:color w:val="15171C"/>
           <w:sz w:val="19"/>
         </w:rPr>
         <w:t xml:space="preserve">; </w:t>
@@ -850,7 +850,7 @@
             <w:rFonts w:ascii="Inter" w:hAnsi="Inter"/>
             <w:b w:val="0"/>
             <w:i w:val="0"/>
-            <w:color w:val="1447E6"/>
+            <w:color w:val="2445C8"/>
             <w:sz w:val="19"/>
           </w:rPr>
           <w:t>Foundry &amp; AIP Builder Foundations Quiz</w:t>
@@ -866,7 +866,7 @@
           <w:rFonts w:ascii="Inter" w:hAnsi="Inter"/>
           <w:b w:val="0"/>
           <w:i w:val="0"/>
-          <w:color w:val="171717"/>
+          <w:color w:val="15171C"/>
           <w:sz w:val="19"/>
         </w:rPr>
       </w:r>
@@ -875,7 +875,7 @@
           <w:rFonts w:ascii="Inter" w:hAnsi="Inter"/>
           <w:b w:val="0"/>
           <w:i w:val="0"/>
-          <w:color w:val="171717"/>
+          <w:color w:val="15171C"/>
           <w:sz w:val="19"/>
         </w:rPr>
         <w:t xml:space="preserve">Scaled Agile | Issued 2021: </w:t>
@@ -885,7 +885,7 @@
           <w:rFonts w:ascii="Inter" w:hAnsi="Inter"/>
           <w:b w:val="0"/>
           <w:i w:val="0"/>
-          <w:color w:val="171717"/>
+          <w:color w:val="15171C"/>
           <w:sz w:val="19"/>
         </w:rPr>
         <w:t>Implementing SAFe Course (5.1)</w:t>
@@ -914,7 +914,7 @@
         <w:rFonts w:ascii="Inter" w:hAnsi="Inter"/>
         <w:b w:val="0"/>
         <w:i w:val="0"/>
-        <w:color w:val="525252"/>
+        <w:color w:val="5C6372"/>
         <w:sz w:val="14"/>
       </w:rPr>
       <w:t>One-page resume | mohamedmoheyeldin.com</w:t>
@@ -1291,7 +1291,7 @@
     </w:pPr>
     <w:rPr>
       <w:rFonts w:ascii="Inter" w:hAnsi="Inter"/>
-      <w:color w:val="171717"/>
+      <w:color w:val="15171C"/>
       <w:sz w:val="20"/>
     </w:rPr>
   </w:style>

--- a/public/resume/mohamed-moheyeldin-resume-one-page.docx
+++ b/public/resume/mohamed-moheyeldin-resume-one-page.docx
@@ -13,7 +13,7 @@
           <w:rFonts w:ascii="Inter" w:hAnsi="Inter"/>
           <w:b/>
           <w:i w:val="0"/>
-          <w:color w:val="15171C"/>
+          <w:color w:val="0D1117"/>
           <w:sz w:val="48"/>
         </w:rPr>
         <w:t>Mohamed Moheyeldin</w:t>
@@ -29,7 +29,7 @@
           <w:rFonts w:ascii="Inter" w:hAnsi="Inter"/>
           <w:b/>
           <w:i w:val="0"/>
-          <w:color w:val="2445C8"/>
+          <w:color w:val="0A6B5D"/>
           <w:sz w:val="18"/>
         </w:rPr>
         <w:t>Forward Deployed Engineer</w:t>
@@ -45,7 +45,7 @@
           <w:rFonts w:ascii="Inter" w:hAnsi="Inter"/>
           <w:b w:val="0"/>
           <w:i w:val="0"/>
-          <w:color w:val="5C6372"/>
+          <w:color w:val="56606C"/>
           <w:sz w:val="16"/>
         </w:rPr>
         <w:t>Reston, VA 20191  |  mohamedmoheyeldin.com  |  mohamedmoheyeldin.jobs@gmail.com  |  linkedin.com/in/moheyeldin  |  github.com/mohamedmoheyeldin</w:t>
@@ -61,7 +61,7 @@
           <w:rFonts w:ascii="Inter" w:hAnsi="Inter"/>
           <w:b/>
           <w:i w:val="0"/>
-          <w:color w:val="2445C8"/>
+          <w:color w:val="0A6B5D"/>
           <w:sz w:val="22"/>
         </w:rPr>
         <w:t>Professional profile</w:t>
@@ -76,7 +76,7 @@
           <w:rFonts w:ascii="Inter" w:hAnsi="Inter"/>
           <w:b w:val="0"/>
           <w:i w:val="0"/>
-          <w:color w:val="15171C"/>
+          <w:color w:val="0D1117"/>
           <w:sz w:val="19"/>
         </w:rPr>
         <w:t>Forward Deployed Engineer on a VA healthcare claims platform, with 11 years in software development and quality engineering across federal healthcare, banking, and e-commerce. Integrate health-provider claim-status APIs, write React features, and built Data Generator &amp; File Processing, which replaced hours of daily test-data prep with a 5-minute run. Work directly with stakeholders from first requirements conversations through demos and adoption.</w:t>
@@ -92,7 +92,7 @@
           <w:rFonts w:ascii="Inter" w:hAnsi="Inter"/>
           <w:b/>
           <w:i w:val="0"/>
-          <w:color w:val="2445C8"/>
+          <w:color w:val="0A6B5D"/>
           <w:sz w:val="22"/>
         </w:rPr>
         <w:t>Professional experience</w:t>
@@ -108,7 +108,7 @@
           <w:rFonts w:ascii="Inter" w:hAnsi="Inter"/>
           <w:b/>
           <w:i w:val="0"/>
-          <w:color w:val="15171C"/>
+          <w:color w:val="0D1117"/>
           <w:sz w:val="20"/>
         </w:rPr>
         <w:t>Booz Allen Hamilton — Washington, DC</w:t>
@@ -124,7 +124,7 @@
           <w:rFonts w:ascii="Inter" w:hAnsi="Inter"/>
           <w:b/>
           <w:i w:val="0"/>
-          <w:color w:val="15171C"/>
+          <w:color w:val="0D1117"/>
           <w:sz w:val="19"/>
         </w:rPr>
         <w:t>Forward Deployed Engineer (FDE)</w:t>
@@ -134,7 +134,7 @@
           <w:rFonts w:ascii="Inter" w:hAnsi="Inter"/>
           <w:b w:val="0"/>
           <w:i w:val="0"/>
-          <w:color w:val="5C6372"/>
+          <w:color w:val="56606C"/>
           <w:sz w:val="14"/>
         </w:rPr>
         <w:t xml:space="preserve">  |  Dec 2020 – Present</w:t>
@@ -149,7 +149,7 @@
           <w:rFonts w:ascii="Inter" w:hAnsi="Inter"/>
           <w:b w:val="0"/>
           <w:i w:val="0"/>
-          <w:color w:val="15171C"/>
+          <w:color w:val="0D1117"/>
           <w:sz w:val="19"/>
         </w:rPr>
         <w:t>Customer: U.S. Department of Veterans Affairs (VA)</w:t>
@@ -166,7 +166,7 @@
           <w:rFonts w:ascii="Inter" w:hAnsi="Inter"/>
           <w:b w:val="0"/>
           <w:i w:val="0"/>
-          <w:color w:val="15171C"/>
+          <w:color w:val="0D1117"/>
           <w:sz w:val="18"/>
         </w:rPr>
         <w:t>Integrate claim-status APIs with health providers so VA staff, providers, and veterans see live status by role; created a claims framework that notifies the right party so claims keep moving.</w:t>
@@ -183,7 +183,7 @@
           <w:rFonts w:ascii="Inter" w:hAnsi="Inter"/>
           <w:b w:val="0"/>
           <w:i w:val="0"/>
-          <w:color w:val="15171C"/>
+          <w:color w:val="0D1117"/>
           <w:sz w:val="18"/>
         </w:rPr>
         <w:t>Built Data Generator &amp; File Processing, used daily by the team: a full dev database or 10,000 records in under 5 minutes instead of hours; also built a Playwright framework.</w:t>
@@ -200,7 +200,7 @@
           <w:rFonts w:ascii="Inter" w:hAnsi="Inter"/>
           <w:b w:val="0"/>
           <w:i w:val="0"/>
-          <w:color w:val="15171C"/>
+          <w:color w:val="0D1117"/>
           <w:sz w:val="18"/>
         </w:rPr>
         <w:t>Work directly with VA stakeholders: define requirements, lead demos each release cycle since 2022, and join working sessions with claims processors and VA users on production issues.</w:t>
@@ -217,7 +217,7 @@
           <w:rFonts w:ascii="Inter" w:hAnsi="Inter"/>
           <w:b w:val="0"/>
           <w:i w:val="0"/>
-          <w:color w:val="15171C"/>
+          <w:color w:val="0D1117"/>
           <w:sz w:val="18"/>
         </w:rPr>
         <w:t>Enabled the team to use Tableau and built custom VA and internal dashboards, now the main view of server health and system status.</w:t>
@@ -234,7 +234,7 @@
           <w:rFonts w:ascii="Inter" w:hAnsi="Inter"/>
           <w:b w:val="0"/>
           <w:i w:val="0"/>
-          <w:color w:val="15171C"/>
+          <w:color w:val="0D1117"/>
           <w:sz w:val="18"/>
         </w:rPr>
         <w:t>Contribute React, TypeScript, and JavaScript features; trace data issues across frontend, backend, MySQL.</w:t>
@@ -250,7 +250,7 @@
           <w:rFonts w:ascii="Inter" w:hAnsi="Inter"/>
           <w:b/>
           <w:i w:val="0"/>
-          <w:color w:val="15171C"/>
+          <w:color w:val="0D1117"/>
           <w:sz w:val="20"/>
         </w:rPr>
         <w:t>Chick-fil-A Corporate — Atlanta, GA</w:t>
@@ -266,7 +266,7 @@
           <w:rFonts w:ascii="Inter" w:hAnsi="Inter"/>
           <w:b/>
           <w:i w:val="0"/>
-          <w:color w:val="15171C"/>
+          <w:color w:val="0D1117"/>
           <w:sz w:val="19"/>
         </w:rPr>
         <w:t>Software Engineer in Test</w:t>
@@ -276,7 +276,7 @@
           <w:rFonts w:ascii="Inter" w:hAnsi="Inter"/>
           <w:b w:val="0"/>
           <w:i w:val="0"/>
-          <w:color w:val="5C6372"/>
+          <w:color w:val="56606C"/>
           <w:sz w:val="14"/>
         </w:rPr>
         <w:t xml:space="preserve">  |  Nov 2018 – Dec 2020</w:t>
@@ -293,7 +293,7 @@
           <w:rFonts w:ascii="Inter" w:hAnsi="Inter"/>
           <w:b w:val="0"/>
           <w:i w:val="0"/>
-          <w:color w:val="15171C"/>
+          <w:color w:val="0D1117"/>
           <w:sz w:val="18"/>
         </w:rPr>
         <w:t>Investigated REST contracts, schemas, and data integration with Postman and reusable JavaScript tooling.</w:t>
@@ -310,7 +310,7 @@
           <w:rFonts w:ascii="Inter" w:hAnsi="Inter"/>
           <w:b w:val="0"/>
           <w:i w:val="0"/>
-          <w:color w:val="15171C"/>
+          <w:color w:val="0D1117"/>
           <w:sz w:val="18"/>
         </w:rPr>
         <w:t>Connected GitHub Actions with AWS EC2, S3, and Aurora test environments; troubleshot OIDC/Okta authentication and application failures.</w:t>
@@ -326,7 +326,7 @@
           <w:rFonts w:ascii="Inter" w:hAnsi="Inter"/>
           <w:b/>
           <w:i w:val="0"/>
-          <w:color w:val="15171C"/>
+          <w:color w:val="0D1117"/>
           <w:sz w:val="20"/>
         </w:rPr>
         <w:t>Ally Bank — Sandy, UT</w:t>
@@ -342,7 +342,7 @@
           <w:rFonts w:ascii="Inter" w:hAnsi="Inter"/>
           <w:b/>
           <w:i w:val="0"/>
-          <w:color w:val="15171C"/>
+          <w:color w:val="0D1117"/>
           <w:sz w:val="19"/>
         </w:rPr>
         <w:t>Software QA Engineer</w:t>
@@ -352,7 +352,7 @@
           <w:rFonts w:ascii="Inter" w:hAnsi="Inter"/>
           <w:b w:val="0"/>
           <w:i w:val="0"/>
-          <w:color w:val="5C6372"/>
+          <w:color w:val="56606C"/>
           <w:sz w:val="14"/>
         </w:rPr>
         <w:t xml:space="preserve">  |  Sep 2015 – Nov 2018</w:t>
@@ -369,7 +369,7 @@
           <w:rFonts w:ascii="Inter" w:hAnsi="Inter"/>
           <w:b w:val="0"/>
           <w:i w:val="0"/>
-          <w:color w:val="15171C"/>
+          <w:color w:val="0D1117"/>
           <w:sz w:val="18"/>
         </w:rPr>
         <w:t>Translated banking requirements into acceptance criteria; used SQL and reproducible Jira reports to investigate data issues and verify releases across QA, UAT, and staging.</w:t>
@@ -385,7 +385,7 @@
           <w:rFonts w:ascii="Inter" w:hAnsi="Inter"/>
           <w:b/>
           <w:i w:val="0"/>
-          <w:color w:val="2445C8"/>
+          <w:color w:val="0A6B5D"/>
           <w:sz w:val="22"/>
         </w:rPr>
         <w:t>Selected projects</w:t>
@@ -400,7 +400,7 @@
           <w:rFonts w:ascii="Inter" w:hAnsi="Inter"/>
           <w:b w:val="0"/>
           <w:i w:val="0"/>
-          <w:color w:val="15171C"/>
+          <w:color w:val="0D1117"/>
           <w:sz w:val="19"/>
         </w:rPr>
         <w:t>Claims Document Assistant: Claude API assistant that extracts 17 fields from claim PDFs, flags gaps with fixed rules, and drafts replies a reviewer approves; 26 tests. github.com/mohamedmoheyeldin/claims-document-assistant</w:t>
@@ -416,7 +416,7 @@
           <w:rFonts w:ascii="Inter" w:hAnsi="Inter"/>
           <w:b/>
           <w:i w:val="0"/>
-          <w:color w:val="2445C8"/>
+          <w:color w:val="0A6B5D"/>
           <w:sz w:val="22"/>
         </w:rPr>
         <w:t>Technical skills</w:t>
@@ -431,7 +431,7 @@
           <w:rFonts w:ascii="Inter" w:hAnsi="Inter"/>
           <w:b w:val="0"/>
           <w:i w:val="0"/>
-          <w:color w:val="15171C"/>
+          <w:color w:val="0D1117"/>
           <w:sz w:val="19"/>
         </w:rPr>
         <w:t>Application development: React, TypeScript, JavaScript, Java, Reusable components</w:t>
@@ -446,7 +446,7 @@
           <w:rFonts w:ascii="Inter" w:hAnsi="Inter"/>
           <w:b w:val="0"/>
           <w:i w:val="0"/>
-          <w:color w:val="15171C"/>
+          <w:color w:val="0D1117"/>
           <w:sz w:val="19"/>
         </w:rPr>
         <w:t>Data and integration: SQL, MySQL, JSON, REST APIs, Postman, Tableau, SQL Server, Oracle, MongoDB</w:t>
@@ -461,7 +461,7 @@
           <w:rFonts w:ascii="Inter" w:hAnsi="Inter"/>
           <w:b w:val="0"/>
           <w:i w:val="0"/>
-          <w:color w:val="15171C"/>
+          <w:color w:val="0D1117"/>
           <w:sz w:val="19"/>
         </w:rPr>
         <w:t>Delivery and quality: Playwright, GitHub Actions, Git, Jira, Jenkins, AWS EC2/S3/Aurora test environments</w:t>
@@ -476,7 +476,7 @@
           <w:rFonts w:ascii="Inter" w:hAnsi="Inter"/>
           <w:b w:val="0"/>
           <w:i w:val="0"/>
-          <w:color w:val="15171C"/>
+          <w:color w:val="0D1117"/>
           <w:sz w:val="19"/>
         </w:rPr>
         <w:t>AI-assisted engineering: Claude API, GitHub Copilot, VS Code, GPT models, Claude, Gemini</w:t>
@@ -492,7 +492,7 @@
           <w:rFonts w:ascii="Inter" w:hAnsi="Inter"/>
           <w:b/>
           <w:i w:val="0"/>
-          <w:color w:val="2445C8"/>
+          <w:color w:val="0A6B5D"/>
           <w:sz w:val="22"/>
         </w:rPr>
         <w:t xml:space="preserve">Education </w:t>
@@ -507,7 +507,7 @@
           <w:rFonts w:ascii="Inter" w:hAnsi="Inter"/>
           <w:b w:val="0"/>
           <w:i w:val="0"/>
-          <w:color w:val="15171C"/>
+          <w:color w:val="0D1117"/>
           <w:sz w:val="19"/>
         </w:rPr>
         <w:t>Bachelor's degree in Computer Science | American College of Commerce and Technology | May 2014</w:t>
@@ -523,7 +523,7 @@
           <w:rFonts w:ascii="Inter" w:hAnsi="Inter"/>
           <w:b/>
           <w:i w:val="0"/>
-          <w:color w:val="2445C8"/>
+          <w:color w:val="0A6B5D"/>
           <w:sz w:val="22"/>
         </w:rPr>
         <w:t>Professional development</w:t>
@@ -538,7 +538,7 @@
           <w:rFonts w:ascii="Inter" w:hAnsi="Inter"/>
           <w:b w:val="0"/>
           <w:i w:val="0"/>
-          <w:color w:val="15171C"/>
+          <w:color w:val="0D1117"/>
           <w:sz w:val="19"/>
         </w:rPr>
       </w:r>
@@ -547,7 +547,7 @@
           <w:rFonts w:ascii="Inter" w:hAnsi="Inter"/>
           <w:b w:val="0"/>
           <w:i w:val="0"/>
-          <w:color w:val="15171C"/>
+          <w:color w:val="0D1117"/>
           <w:sz w:val="19"/>
         </w:rPr>
         <w:t xml:space="preserve">Claude Academy | Issued 2026: </w:t>
@@ -558,7 +558,7 @@
             <w:rFonts w:ascii="Inter" w:hAnsi="Inter"/>
             <w:b w:val="0"/>
             <w:i w:val="0"/>
-            <w:color w:val="2445C8"/>
+            <w:color w:val="0A6B5D"/>
             <w:sz w:val="19"/>
           </w:rPr>
           <w:t>Introduction to Claude Cowork</w:t>
@@ -569,7 +569,7 @@
           <w:rFonts w:ascii="Inter" w:hAnsi="Inter"/>
           <w:b w:val="0"/>
           <w:i w:val="0"/>
-          <w:color w:val="15171C"/>
+          <w:color w:val="0D1117"/>
           <w:sz w:val="19"/>
         </w:rPr>
         <w:t xml:space="preserve">; </w:t>
@@ -580,7 +580,7 @@
             <w:rFonts w:ascii="Inter" w:hAnsi="Inter"/>
             <w:b w:val="0"/>
             <w:i w:val="0"/>
-            <w:color w:val="2445C8"/>
+            <w:color w:val="0A6B5D"/>
             <w:sz w:val="19"/>
           </w:rPr>
           <w:t>Introduction to Claude Tag</w:t>
@@ -591,7 +591,7 @@
           <w:rFonts w:ascii="Inter" w:hAnsi="Inter"/>
           <w:b w:val="0"/>
           <w:i w:val="0"/>
-          <w:color w:val="15171C"/>
+          <w:color w:val="0D1117"/>
           <w:sz w:val="19"/>
         </w:rPr>
         <w:t xml:space="preserve">; </w:t>
@@ -602,7 +602,7 @@
             <w:rFonts w:ascii="Inter" w:hAnsi="Inter"/>
             <w:b w:val="0"/>
             <w:i w:val="0"/>
-            <w:color w:val="2445C8"/>
+            <w:color w:val="0A6B5D"/>
             <w:sz w:val="19"/>
           </w:rPr>
           <w:t>AI Capabilities and Limitations</w:t>
@@ -613,7 +613,7 @@
           <w:rFonts w:ascii="Inter" w:hAnsi="Inter"/>
           <w:b w:val="0"/>
           <w:i w:val="0"/>
-          <w:color w:val="15171C"/>
+          <w:color w:val="0D1117"/>
           <w:sz w:val="19"/>
         </w:rPr>
         <w:t xml:space="preserve">; </w:t>
@@ -624,7 +624,7 @@
             <w:rFonts w:ascii="Inter" w:hAnsi="Inter"/>
             <w:b w:val="0"/>
             <w:i w:val="0"/>
-            <w:color w:val="2445C8"/>
+            <w:color w:val="0A6B5D"/>
             <w:sz w:val="19"/>
           </w:rPr>
           <w:t>Introduction to Model Context Protocol</w:t>
@@ -635,7 +635,7 @@
           <w:rFonts w:ascii="Inter" w:hAnsi="Inter"/>
           <w:b w:val="0"/>
           <w:i w:val="0"/>
-          <w:color w:val="15171C"/>
+          <w:color w:val="0D1117"/>
           <w:sz w:val="19"/>
         </w:rPr>
         <w:t xml:space="preserve">; </w:t>
@@ -646,7 +646,7 @@
             <w:rFonts w:ascii="Inter" w:hAnsi="Inter"/>
             <w:b w:val="0"/>
             <w:i w:val="0"/>
-            <w:color w:val="2445C8"/>
+            <w:color w:val="0A6B5D"/>
             <w:sz w:val="19"/>
           </w:rPr>
           <w:t>Claude Code in Action</w:t>
@@ -657,7 +657,7 @@
           <w:rFonts w:ascii="Inter" w:hAnsi="Inter"/>
           <w:b w:val="0"/>
           <w:i w:val="0"/>
-          <w:color w:val="15171C"/>
+          <w:color w:val="0D1117"/>
           <w:sz w:val="19"/>
         </w:rPr>
         <w:t xml:space="preserve">; </w:t>
@@ -668,7 +668,7 @@
             <w:rFonts w:ascii="Inter" w:hAnsi="Inter"/>
             <w:b w:val="0"/>
             <w:i w:val="0"/>
-            <w:color w:val="2445C8"/>
+            <w:color w:val="0A6B5D"/>
             <w:sz w:val="19"/>
           </w:rPr>
           <w:t>Building with the Claude API</w:t>
@@ -684,7 +684,7 @@
           <w:rFonts w:ascii="Inter" w:hAnsi="Inter"/>
           <w:b w:val="0"/>
           <w:i w:val="0"/>
-          <w:color w:val="15171C"/>
+          <w:color w:val="0D1117"/>
           <w:sz w:val="19"/>
         </w:rPr>
       </w:r>
@@ -693,7 +693,7 @@
           <w:rFonts w:ascii="Inter" w:hAnsi="Inter"/>
           <w:b w:val="0"/>
           <w:i w:val="0"/>
-          <w:color w:val="15171C"/>
+          <w:color w:val="0D1117"/>
           <w:sz w:val="19"/>
         </w:rPr>
         <w:t xml:space="preserve">OpenAI Academy | Issued 2026: </w:t>
@@ -704,7 +704,7 @@
             <w:rFonts w:ascii="Inter" w:hAnsi="Inter"/>
             <w:b w:val="0"/>
             <w:i w:val="0"/>
-            <w:color w:val="2445C8"/>
+            <w:color w:val="0A6B5D"/>
             <w:sz w:val="19"/>
           </w:rPr>
           <w:t>AI Foundations</w:t>
@@ -715,7 +715,7 @@
           <w:rFonts w:ascii="Inter" w:hAnsi="Inter"/>
           <w:b w:val="0"/>
           <w:i w:val="0"/>
-          <w:color w:val="15171C"/>
+          <w:color w:val="0D1117"/>
           <w:sz w:val="19"/>
         </w:rPr>
         <w:t xml:space="preserve">; </w:t>
@@ -726,7 +726,7 @@
             <w:rFonts w:ascii="Inter" w:hAnsi="Inter"/>
             <w:b w:val="0"/>
             <w:i w:val="0"/>
-            <w:color w:val="2445C8"/>
+            <w:color w:val="0A6B5D"/>
             <w:sz w:val="19"/>
           </w:rPr>
           <w:t>Agents and Workflows</w:t>
@@ -737,7 +737,7 @@
           <w:rFonts w:ascii="Inter" w:hAnsi="Inter"/>
           <w:b w:val="0"/>
           <w:i w:val="0"/>
-          <w:color w:val="15171C"/>
+          <w:color w:val="0D1117"/>
           <w:sz w:val="19"/>
         </w:rPr>
         <w:t xml:space="preserve">; </w:t>
@@ -748,7 +748,7 @@
             <w:rFonts w:ascii="Inter" w:hAnsi="Inter"/>
             <w:b w:val="0"/>
             <w:i w:val="0"/>
-            <w:color w:val="2445C8"/>
+            <w:color w:val="0A6B5D"/>
             <w:sz w:val="19"/>
           </w:rPr>
           <w:t>Applied AI Foundations</w:t>
@@ -759,7 +759,7 @@
           <w:rFonts w:ascii="Inter" w:hAnsi="Inter"/>
           <w:b w:val="0"/>
           <w:i w:val="0"/>
-          <w:color w:val="15171C"/>
+          <w:color w:val="0D1117"/>
           <w:sz w:val="19"/>
         </w:rPr>
         <w:t xml:space="preserve">; </w:t>
@@ -770,7 +770,7 @@
             <w:rFonts w:ascii="Inter" w:hAnsi="Inter"/>
             <w:b w:val="0"/>
             <w:i w:val="0"/>
-            <w:color w:val="2445C8"/>
+            <w:color w:val="0A6B5D"/>
             <w:sz w:val="19"/>
           </w:rPr>
           <w:t>AI Leadership</w:t>
@@ -781,7 +781,7 @@
           <w:rFonts w:ascii="Inter" w:hAnsi="Inter"/>
           <w:b w:val="0"/>
           <w:i w:val="0"/>
-          <w:color w:val="15171C"/>
+          <w:color w:val="0D1117"/>
           <w:sz w:val="19"/>
         </w:rPr>
         <w:t xml:space="preserve">; </w:t>
@@ -792,7 +792,7 @@
             <w:rFonts w:ascii="Inter" w:hAnsi="Inter"/>
             <w:b w:val="0"/>
             <w:i w:val="0"/>
-            <w:color w:val="2445C8"/>
+            <w:color w:val="0A6B5D"/>
             <w:sz w:val="19"/>
           </w:rPr>
           <w:t>Apply AI at Work Pathway Completion</w:t>
@@ -808,7 +808,7 @@
           <w:rFonts w:ascii="Inter" w:hAnsi="Inter"/>
           <w:b w:val="0"/>
           <w:i w:val="0"/>
-          <w:color w:val="15171C"/>
+          <w:color w:val="0D1117"/>
           <w:sz w:val="19"/>
         </w:rPr>
       </w:r>
@@ -817,7 +817,7 @@
           <w:rFonts w:ascii="Inter" w:hAnsi="Inter"/>
           <w:b w:val="0"/>
           <w:i w:val="0"/>
-          <w:color w:val="15171C"/>
+          <w:color w:val="0D1117"/>
           <w:sz w:val="19"/>
         </w:rPr>
         <w:t xml:space="preserve">Palantir | Issued 2026: </w:t>
@@ -828,7 +828,7 @@
             <w:rFonts w:ascii="Inter" w:hAnsi="Inter"/>
             <w:b w:val="0"/>
             <w:i w:val="0"/>
-            <w:color w:val="2445C8"/>
+            <w:color w:val="0A6B5D"/>
             <w:sz w:val="19"/>
           </w:rPr>
           <w:t>Speedrun: Your First End-to-End Workflow</w:t>
@@ -839,7 +839,7 @@
           <w:rFonts w:ascii="Inter" w:hAnsi="Inter"/>
           <w:b w:val="0"/>
           <w:i w:val="0"/>
-          <w:color w:val="15171C"/>
+          <w:color w:val="0D1117"/>
           <w:sz w:val="19"/>
         </w:rPr>
         <w:t xml:space="preserve">; </w:t>
@@ -850,7 +850,7 @@
             <w:rFonts w:ascii="Inter" w:hAnsi="Inter"/>
             <w:b w:val="0"/>
             <w:i w:val="0"/>
-            <w:color w:val="2445C8"/>
+            <w:color w:val="0A6B5D"/>
             <w:sz w:val="19"/>
           </w:rPr>
           <w:t>Foundry &amp; AIP Builder Foundations Quiz</w:t>
@@ -866,7 +866,7 @@
           <w:rFonts w:ascii="Inter" w:hAnsi="Inter"/>
           <w:b w:val="0"/>
           <w:i w:val="0"/>
-          <w:color w:val="15171C"/>
+          <w:color w:val="0D1117"/>
           <w:sz w:val="19"/>
         </w:rPr>
       </w:r>
@@ -875,7 +875,7 @@
           <w:rFonts w:ascii="Inter" w:hAnsi="Inter"/>
           <w:b w:val="0"/>
           <w:i w:val="0"/>
-          <w:color w:val="15171C"/>
+          <w:color w:val="0D1117"/>
           <w:sz w:val="19"/>
         </w:rPr>
         <w:t xml:space="preserve">Scaled Agile | Issued 2021: </w:t>
@@ -885,7 +885,7 @@
           <w:rFonts w:ascii="Inter" w:hAnsi="Inter"/>
           <w:b w:val="0"/>
           <w:i w:val="0"/>
-          <w:color w:val="15171C"/>
+          <w:color w:val="0D1117"/>
           <w:sz w:val="19"/>
         </w:rPr>
         <w:t>Implementing SAFe Course (5.1)</w:t>
@@ -914,7 +914,7 @@
         <w:rFonts w:ascii="Inter" w:hAnsi="Inter"/>
         <w:b w:val="0"/>
         <w:i w:val="0"/>
-        <w:color w:val="5C6372"/>
+        <w:color w:val="56606C"/>
         <w:sz w:val="14"/>
       </w:rPr>
       <w:t>One-page resume | mohamedmoheyeldin.com</w:t>
@@ -1291,7 +1291,7 @@
     </w:pPr>
     <w:rPr>
       <w:rFonts w:ascii="Inter" w:hAnsi="Inter"/>
-      <w:color w:val="15171C"/>
+      <w:color w:val="0D1117"/>
       <w:sz w:val="20"/>
     </w:rPr>
   </w:style>

--- a/public/resume/mohamed-moheyeldin-resume-one-page.docx
+++ b/public/resume/mohamed-moheyeldin-resume-one-page.docx
@@ -13,7 +13,7 @@
           <w:rFonts w:ascii="Inter" w:hAnsi="Inter"/>
           <w:b/>
           <w:i w:val="0"/>
-          <w:color w:val="0D1117"/>
+          <w:color w:val="141413"/>
           <w:sz w:val="48"/>
         </w:rPr>
         <w:t>Mohamed Moheyeldin</w:t>
@@ -29,7 +29,7 @@
           <w:rFonts w:ascii="Inter" w:hAnsi="Inter"/>
           <w:b/>
           <w:i w:val="0"/>
-          <w:color w:val="0A6B5D"/>
+          <w:color w:val="9C4128"/>
           <w:sz w:val="18"/>
         </w:rPr>
         <w:t>Forward Deployed Engineer</w:t>
@@ -45,7 +45,7 @@
           <w:rFonts w:ascii="Inter" w:hAnsi="Inter"/>
           <w:b w:val="0"/>
           <w:i w:val="0"/>
-          <w:color w:val="56606C"/>
+          <w:color w:val="5E5D59"/>
           <w:sz w:val="16"/>
         </w:rPr>
         <w:t>Reston, VA 20191  |  mohamedmoheyeldin.com  |  mohamedmoheyeldin.jobs@gmail.com  |  linkedin.com/in/moheyeldin  |  github.com/mohamedmoheyeldin</w:t>
@@ -61,7 +61,7 @@
           <w:rFonts w:ascii="Inter" w:hAnsi="Inter"/>
           <w:b/>
           <w:i w:val="0"/>
-          <w:color w:val="0A6B5D"/>
+          <w:color w:val="9C4128"/>
           <w:sz w:val="22"/>
         </w:rPr>
         <w:t>Professional profile</w:t>
@@ -76,7 +76,7 @@
           <w:rFonts w:ascii="Inter" w:hAnsi="Inter"/>
           <w:b w:val="0"/>
           <w:i w:val="0"/>
-          <w:color w:val="0D1117"/>
+          <w:color w:val="141413"/>
           <w:sz w:val="19"/>
         </w:rPr>
         <w:t>Forward Deployed Engineer on a VA healthcare claims platform, with 11 years in software development and quality engineering across federal healthcare, banking, and e-commerce. Integrate health-provider claim-status APIs, write React features, and built Data Generator &amp; File Processing, which replaced hours of daily test-data prep with a 5-minute run. Work directly with stakeholders from first requirements conversations through demos and adoption.</w:t>
@@ -92,7 +92,7 @@
           <w:rFonts w:ascii="Inter" w:hAnsi="Inter"/>
           <w:b/>
           <w:i w:val="0"/>
-          <w:color w:val="0A6B5D"/>
+          <w:color w:val="9C4128"/>
           <w:sz w:val="22"/>
         </w:rPr>
         <w:t>Professional experience</w:t>
@@ -108,7 +108,7 @@
           <w:rFonts w:ascii="Inter" w:hAnsi="Inter"/>
           <w:b/>
           <w:i w:val="0"/>
-          <w:color w:val="0D1117"/>
+          <w:color w:val="141413"/>
           <w:sz w:val="20"/>
         </w:rPr>
         <w:t>Booz Allen Hamilton — Washington, DC</w:t>
@@ -124,7 +124,7 @@
           <w:rFonts w:ascii="Inter" w:hAnsi="Inter"/>
           <w:b/>
           <w:i w:val="0"/>
-          <w:color w:val="0D1117"/>
+          <w:color w:val="141413"/>
           <w:sz w:val="19"/>
         </w:rPr>
         <w:t>Forward Deployed Engineer (FDE)</w:t>
@@ -134,7 +134,7 @@
           <w:rFonts w:ascii="Inter" w:hAnsi="Inter"/>
           <w:b w:val="0"/>
           <w:i w:val="0"/>
-          <w:color w:val="56606C"/>
+          <w:color w:val="5E5D59"/>
           <w:sz w:val="14"/>
         </w:rPr>
         <w:t xml:space="preserve">  |  Dec 2020 – Present</w:t>
@@ -149,7 +149,7 @@
           <w:rFonts w:ascii="Inter" w:hAnsi="Inter"/>
           <w:b w:val="0"/>
           <w:i w:val="0"/>
-          <w:color w:val="0D1117"/>
+          <w:color w:val="141413"/>
           <w:sz w:val="19"/>
         </w:rPr>
         <w:t>Customer: U.S. Department of Veterans Affairs (VA)</w:t>
@@ -166,7 +166,7 @@
           <w:rFonts w:ascii="Inter" w:hAnsi="Inter"/>
           <w:b w:val="0"/>
           <w:i w:val="0"/>
-          <w:color w:val="0D1117"/>
+          <w:color w:val="141413"/>
           <w:sz w:val="18"/>
         </w:rPr>
         <w:t>Integrate claim-status APIs with health providers so VA staff, providers, and veterans see live status by role; created a claims framework that notifies the right party so claims keep moving.</w:t>
@@ -183,7 +183,7 @@
           <w:rFonts w:ascii="Inter" w:hAnsi="Inter"/>
           <w:b w:val="0"/>
           <w:i w:val="0"/>
-          <w:color w:val="0D1117"/>
+          <w:color w:val="141413"/>
           <w:sz w:val="18"/>
         </w:rPr>
         <w:t>Built Data Generator &amp; File Processing, used daily by the team: a full dev database or 10,000 records in under 5 minutes instead of hours; also built a Playwright framework.</w:t>
@@ -200,7 +200,7 @@
           <w:rFonts w:ascii="Inter" w:hAnsi="Inter"/>
           <w:b w:val="0"/>
           <w:i w:val="0"/>
-          <w:color w:val="0D1117"/>
+          <w:color w:val="141413"/>
           <w:sz w:val="18"/>
         </w:rPr>
         <w:t>Work directly with VA stakeholders: define requirements, lead demos each release cycle since 2022, and join working sessions with claims processors and VA users on production issues.</w:t>
@@ -217,7 +217,7 @@
           <w:rFonts w:ascii="Inter" w:hAnsi="Inter"/>
           <w:b w:val="0"/>
           <w:i w:val="0"/>
-          <w:color w:val="0D1117"/>
+          <w:color w:val="141413"/>
           <w:sz w:val="18"/>
         </w:rPr>
         <w:t>Enabled the team to use Tableau and built custom VA and internal dashboards, now the main view of server health and system status.</w:t>
@@ -234,7 +234,7 @@
           <w:rFonts w:ascii="Inter" w:hAnsi="Inter"/>
           <w:b w:val="0"/>
           <w:i w:val="0"/>
-          <w:color w:val="0D1117"/>
+          <w:color w:val="141413"/>
           <w:sz w:val="18"/>
         </w:rPr>
         <w:t>Contribute React, TypeScript, and JavaScript features; trace data issues across frontend, backend, MySQL.</w:t>
@@ -250,7 +250,7 @@
           <w:rFonts w:ascii="Inter" w:hAnsi="Inter"/>
           <w:b/>
           <w:i w:val="0"/>
-          <w:color w:val="0D1117"/>
+          <w:color w:val="141413"/>
           <w:sz w:val="20"/>
         </w:rPr>
         <w:t>Chick-fil-A Corporate — Atlanta, GA</w:t>
@@ -266,7 +266,7 @@
           <w:rFonts w:ascii="Inter" w:hAnsi="Inter"/>
           <w:b/>
           <w:i w:val="0"/>
-          <w:color w:val="0D1117"/>
+          <w:color w:val="141413"/>
           <w:sz w:val="19"/>
         </w:rPr>
         <w:t>Software Engineer in Test</w:t>
@@ -276,7 +276,7 @@
           <w:rFonts w:ascii="Inter" w:hAnsi="Inter"/>
           <w:b w:val="0"/>
           <w:i w:val="0"/>
-          <w:color w:val="56606C"/>
+          <w:color w:val="5E5D59"/>
           <w:sz w:val="14"/>
         </w:rPr>
         <w:t xml:space="preserve">  |  Nov 2018 – Dec 2020</w:t>
@@ -293,7 +293,7 @@
           <w:rFonts w:ascii="Inter" w:hAnsi="Inter"/>
           <w:b w:val="0"/>
           <w:i w:val="0"/>
-          <w:color w:val="0D1117"/>
+          <w:color w:val="141413"/>
           <w:sz w:val="18"/>
         </w:rPr>
         <w:t>Investigated REST contracts, schemas, and data integration with Postman and reusable JavaScript tooling.</w:t>
@@ -310,7 +310,7 @@
           <w:rFonts w:ascii="Inter" w:hAnsi="Inter"/>
           <w:b w:val="0"/>
           <w:i w:val="0"/>
-          <w:color w:val="0D1117"/>
+          <w:color w:val="141413"/>
           <w:sz w:val="18"/>
         </w:rPr>
         <w:t>Connected GitHub Actions with AWS EC2, S3, and Aurora test environments; troubleshot OIDC/Okta authentication and application failures.</w:t>
@@ -326,7 +326,7 @@
           <w:rFonts w:ascii="Inter" w:hAnsi="Inter"/>
           <w:b/>
           <w:i w:val="0"/>
-          <w:color w:val="0D1117"/>
+          <w:color w:val="141413"/>
           <w:sz w:val="20"/>
         </w:rPr>
         <w:t>Ally Bank — Sandy, UT</w:t>
@@ -342,7 +342,7 @@
           <w:rFonts w:ascii="Inter" w:hAnsi="Inter"/>
           <w:b/>
           <w:i w:val="0"/>
-          <w:color w:val="0D1117"/>
+          <w:color w:val="141413"/>
           <w:sz w:val="19"/>
         </w:rPr>
         <w:t>Software QA Engineer</w:t>
@@ -352,7 +352,7 @@
           <w:rFonts w:ascii="Inter" w:hAnsi="Inter"/>
           <w:b w:val="0"/>
           <w:i w:val="0"/>
-          <w:color w:val="56606C"/>
+          <w:color w:val="5E5D59"/>
           <w:sz w:val="14"/>
         </w:rPr>
         <w:t xml:space="preserve">  |  Sep 2015 – Nov 2018</w:t>
@@ -369,7 +369,7 @@
           <w:rFonts w:ascii="Inter" w:hAnsi="Inter"/>
           <w:b w:val="0"/>
           <w:i w:val="0"/>
-          <w:color w:val="0D1117"/>
+          <w:color w:val="141413"/>
           <w:sz w:val="18"/>
         </w:rPr>
         <w:t>Translated banking requirements into acceptance criteria; used SQL and reproducible Jira reports to investigate data issues and verify releases across QA, UAT, and staging.</w:t>
@@ -385,7 +385,7 @@
           <w:rFonts w:ascii="Inter" w:hAnsi="Inter"/>
           <w:b/>
           <w:i w:val="0"/>
-          <w:color w:val="0A6B5D"/>
+          <w:color w:val="9C4128"/>
           <w:sz w:val="22"/>
         </w:rPr>
         <w:t>Selected projects</w:t>
@@ -400,7 +400,7 @@
           <w:rFonts w:ascii="Inter" w:hAnsi="Inter"/>
           <w:b w:val="0"/>
           <w:i w:val="0"/>
-          <w:color w:val="0D1117"/>
+          <w:color w:val="141413"/>
           <w:sz w:val="19"/>
         </w:rPr>
         <w:t>Claims Document Assistant: Claude API assistant that extracts 17 fields from claim PDFs, flags gaps with fixed rules, and drafts replies a reviewer approves; 26 tests. github.com/mohamedmoheyeldin/claims-document-assistant</w:t>
@@ -416,7 +416,7 @@
           <w:rFonts w:ascii="Inter" w:hAnsi="Inter"/>
           <w:b/>
           <w:i w:val="0"/>
-          <w:color w:val="0A6B5D"/>
+          <w:color w:val="9C4128"/>
           <w:sz w:val="22"/>
         </w:rPr>
         <w:t>Technical skills</w:t>
@@ -431,7 +431,7 @@
           <w:rFonts w:ascii="Inter" w:hAnsi="Inter"/>
           <w:b w:val="0"/>
           <w:i w:val="0"/>
-          <w:color w:val="0D1117"/>
+          <w:color w:val="141413"/>
           <w:sz w:val="19"/>
         </w:rPr>
         <w:t>Application development: React, TypeScript, JavaScript, Java, Reusable components</w:t>
@@ -446,7 +446,7 @@
           <w:rFonts w:ascii="Inter" w:hAnsi="Inter"/>
           <w:b w:val="0"/>
           <w:i w:val="0"/>
-          <w:color w:val="0D1117"/>
+          <w:color w:val="141413"/>
           <w:sz w:val="19"/>
         </w:rPr>
         <w:t>Data and integration: SQL, MySQL, JSON, REST APIs, Postman, Tableau, SQL Server, Oracle, MongoDB</w:t>
@@ -461,7 +461,7 @@
           <w:rFonts w:ascii="Inter" w:hAnsi="Inter"/>
           <w:b w:val="0"/>
           <w:i w:val="0"/>
-          <w:color w:val="0D1117"/>
+          <w:color w:val="141413"/>
           <w:sz w:val="19"/>
         </w:rPr>
         <w:t>Delivery and quality: Playwright, GitHub Actions, Git, Jira, Jenkins, AWS EC2/S3/Aurora test environments</w:t>
@@ -476,7 +476,7 @@
           <w:rFonts w:ascii="Inter" w:hAnsi="Inter"/>
           <w:b w:val="0"/>
           <w:i w:val="0"/>
-          <w:color w:val="0D1117"/>
+          <w:color w:val="141413"/>
           <w:sz w:val="19"/>
         </w:rPr>
         <w:t>AI-assisted engineering: Claude API, GitHub Copilot, VS Code, GPT models, Claude, Gemini</w:t>
@@ -492,7 +492,7 @@
           <w:rFonts w:ascii="Inter" w:hAnsi="Inter"/>
           <w:b/>
           <w:i w:val="0"/>
-          <w:color w:val="0A6B5D"/>
+          <w:color w:val="9C4128"/>
           <w:sz w:val="22"/>
         </w:rPr>
         <w:t xml:space="preserve">Education </w:t>
@@ -507,7 +507,7 @@
           <w:rFonts w:ascii="Inter" w:hAnsi="Inter"/>
           <w:b w:val="0"/>
           <w:i w:val="0"/>
-          <w:color w:val="0D1117"/>
+          <w:color w:val="141413"/>
           <w:sz w:val="19"/>
         </w:rPr>
         <w:t>Bachelor's degree in Computer Science | American College of Commerce and Technology | May 2014</w:t>
@@ -523,7 +523,7 @@
           <w:rFonts w:ascii="Inter" w:hAnsi="Inter"/>
           <w:b/>
           <w:i w:val="0"/>
-          <w:color w:val="0A6B5D"/>
+          <w:color w:val="9C4128"/>
           <w:sz w:val="22"/>
         </w:rPr>
         <w:t>Professional development</w:t>
@@ -538,7 +538,7 @@
           <w:rFonts w:ascii="Inter" w:hAnsi="Inter"/>
           <w:b w:val="0"/>
           <w:i w:val="0"/>
-          <w:color w:val="0D1117"/>
+          <w:color w:val="141413"/>
           <w:sz w:val="19"/>
         </w:rPr>
       </w:r>
@@ -547,7 +547,7 @@
           <w:rFonts w:ascii="Inter" w:hAnsi="Inter"/>
           <w:b w:val="0"/>
           <w:i w:val="0"/>
-          <w:color w:val="0D1117"/>
+          <w:color w:val="141413"/>
           <w:sz w:val="19"/>
         </w:rPr>
         <w:t xml:space="preserve">Claude Academy | Issued 2026: </w:t>
@@ -558,7 +558,7 @@
             <w:rFonts w:ascii="Inter" w:hAnsi="Inter"/>
             <w:b w:val="0"/>
             <w:i w:val="0"/>
-            <w:color w:val="0A6B5D"/>
+            <w:color w:val="9C4128"/>
             <w:sz w:val="19"/>
           </w:rPr>
           <w:t>Introduction to Claude Cowork</w:t>
@@ -569,7 +569,7 @@
           <w:rFonts w:ascii="Inter" w:hAnsi="Inter"/>
           <w:b w:val="0"/>
           <w:i w:val="0"/>
-          <w:color w:val="0D1117"/>
+          <w:color w:val="141413"/>
           <w:sz w:val="19"/>
         </w:rPr>
         <w:t xml:space="preserve">; </w:t>
@@ -580,7 +580,7 @@
             <w:rFonts w:ascii="Inter" w:hAnsi="Inter"/>
             <w:b w:val="0"/>
             <w:i w:val="0"/>
-            <w:color w:val="0A6B5D"/>
+            <w:color w:val="9C4128"/>
             <w:sz w:val="19"/>
           </w:rPr>
           <w:t>Introduction to Claude Tag</w:t>
@@ -591,7 +591,7 @@
           <w:rFonts w:ascii="Inter" w:hAnsi="Inter"/>
           <w:b w:val="0"/>
           <w:i w:val="0"/>
-          <w:color w:val="0D1117"/>
+          <w:color w:val="141413"/>
           <w:sz w:val="19"/>
         </w:rPr>
         <w:t xml:space="preserve">; </w:t>
@@ -602,7 +602,7 @@
             <w:rFonts w:ascii="Inter" w:hAnsi="Inter"/>
             <w:b w:val="0"/>
             <w:i w:val="0"/>
-            <w:color w:val="0A6B5D"/>
+            <w:color w:val="9C4128"/>
             <w:sz w:val="19"/>
           </w:rPr>
           <w:t>AI Capabilities and Limitations</w:t>
@@ -613,7 +613,7 @@
           <w:rFonts w:ascii="Inter" w:hAnsi="Inter"/>
           <w:b w:val="0"/>
           <w:i w:val="0"/>
-          <w:color w:val="0D1117"/>
+          <w:color w:val="141413"/>
           <w:sz w:val="19"/>
         </w:rPr>
         <w:t xml:space="preserve">; </w:t>
@@ -624,7 +624,7 @@
             <w:rFonts w:ascii="Inter" w:hAnsi="Inter"/>
             <w:b w:val="0"/>
             <w:i w:val="0"/>
-            <w:color w:val="0A6B5D"/>
+            <w:color w:val="9C4128"/>
             <w:sz w:val="19"/>
           </w:rPr>
           <w:t>Introduction to Model Context Protocol</w:t>
@@ -635,7 +635,7 @@
           <w:rFonts w:ascii="Inter" w:hAnsi="Inter"/>
           <w:b w:val="0"/>
           <w:i w:val="0"/>
-          <w:color w:val="0D1117"/>
+          <w:color w:val="141413"/>
           <w:sz w:val="19"/>
         </w:rPr>
         <w:t xml:space="preserve">; </w:t>
@@ -646,7 +646,7 @@
             <w:rFonts w:ascii="Inter" w:hAnsi="Inter"/>
             <w:b w:val="0"/>
             <w:i w:val="0"/>
-            <w:color w:val="0A6B5D"/>
+            <w:color w:val="9C4128"/>
             <w:sz w:val="19"/>
           </w:rPr>
           <w:t>Claude Code in Action</w:t>
@@ -657,7 +657,7 @@
           <w:rFonts w:ascii="Inter" w:hAnsi="Inter"/>
           <w:b w:val="0"/>
           <w:i w:val="0"/>
-          <w:color w:val="0D1117"/>
+          <w:color w:val="141413"/>
           <w:sz w:val="19"/>
         </w:rPr>
         <w:t xml:space="preserve">; </w:t>
@@ -668,7 +668,7 @@
             <w:rFonts w:ascii="Inter" w:hAnsi="Inter"/>
             <w:b w:val="0"/>
             <w:i w:val="0"/>
-            <w:color w:val="0A6B5D"/>
+            <w:color w:val="9C4128"/>
             <w:sz w:val="19"/>
           </w:rPr>
           <w:t>Building with the Claude API</w:t>
@@ -684,7 +684,7 @@
           <w:rFonts w:ascii="Inter" w:hAnsi="Inter"/>
           <w:b w:val="0"/>
           <w:i w:val="0"/>
-          <w:color w:val="0D1117"/>
+          <w:color w:val="141413"/>
           <w:sz w:val="19"/>
         </w:rPr>
       </w:r>
@@ -693,7 +693,7 @@
           <w:rFonts w:ascii="Inter" w:hAnsi="Inter"/>
           <w:b w:val="0"/>
           <w:i w:val="0"/>
-          <w:color w:val="0D1117"/>
+          <w:color w:val="141413"/>
           <w:sz w:val="19"/>
         </w:rPr>
         <w:t xml:space="preserve">OpenAI Academy | Issued 2026: </w:t>
@@ -704,7 +704,7 @@
             <w:rFonts w:ascii="Inter" w:hAnsi="Inter"/>
             <w:b w:val="0"/>
             <w:i w:val="0"/>
-            <w:color w:val="0A6B5D"/>
+            <w:color w:val="9C4128"/>
             <w:sz w:val="19"/>
           </w:rPr>
           <w:t>AI Foundations</w:t>
@@ -715,7 +715,7 @@
           <w:rFonts w:ascii="Inter" w:hAnsi="Inter"/>
           <w:b w:val="0"/>
           <w:i w:val="0"/>
-          <w:color w:val="0D1117"/>
+          <w:color w:val="141413"/>
           <w:sz w:val="19"/>
         </w:rPr>
         <w:t xml:space="preserve">; </w:t>
@@ -726,7 +726,7 @@
             <w:rFonts w:ascii="Inter" w:hAnsi="Inter"/>
             <w:b w:val="0"/>
             <w:i w:val="0"/>
-            <w:color w:val="0A6B5D"/>
+            <w:color w:val="9C4128"/>
             <w:sz w:val="19"/>
           </w:rPr>
           <w:t>Agents and Workflows</w:t>
@@ -737,7 +737,7 @@
           <w:rFonts w:ascii="Inter" w:hAnsi="Inter"/>
           <w:b w:val="0"/>
           <w:i w:val="0"/>
-          <w:color w:val="0D1117"/>
+          <w:color w:val="141413"/>
           <w:sz w:val="19"/>
         </w:rPr>
         <w:t xml:space="preserve">; </w:t>
@@ -748,7 +748,7 @@
             <w:rFonts w:ascii="Inter" w:hAnsi="Inter"/>
             <w:b w:val="0"/>
             <w:i w:val="0"/>
-            <w:color w:val="0A6B5D"/>
+            <w:color w:val="9C4128"/>
             <w:sz w:val="19"/>
           </w:rPr>
           <w:t>Applied AI Foundations</w:t>
@@ -759,7 +759,7 @@
           <w:rFonts w:ascii="Inter" w:hAnsi="Inter"/>
           <w:b w:val="0"/>
           <w:i w:val="0"/>
-          <w:color w:val="0D1117"/>
+          <w:color w:val="141413"/>
           <w:sz w:val="19"/>
         </w:rPr>
         <w:t xml:space="preserve">; </w:t>
@@ -770,7 +770,7 @@
             <w:rFonts w:ascii="Inter" w:hAnsi="Inter"/>
             <w:b w:val="0"/>
             <w:i w:val="0"/>
-            <w:color w:val="0A6B5D"/>
+            <w:color w:val="9C4128"/>
             <w:sz w:val="19"/>
           </w:rPr>
           <w:t>AI Leadership</w:t>
@@ -781,7 +781,7 @@
           <w:rFonts w:ascii="Inter" w:hAnsi="Inter"/>
           <w:b w:val="0"/>
           <w:i w:val="0"/>
-          <w:color w:val="0D1117"/>
+          <w:color w:val="141413"/>
           <w:sz w:val="19"/>
         </w:rPr>
         <w:t xml:space="preserve">; </w:t>
@@ -792,7 +792,7 @@
             <w:rFonts w:ascii="Inter" w:hAnsi="Inter"/>
             <w:b w:val="0"/>
             <w:i w:val="0"/>
-            <w:color w:val="0A6B5D"/>
+            <w:color w:val="9C4128"/>
             <w:sz w:val="19"/>
           </w:rPr>
           <w:t>Apply AI at Work Pathway Completion</w:t>
@@ -808,7 +808,7 @@
           <w:rFonts w:ascii="Inter" w:hAnsi="Inter"/>
           <w:b w:val="0"/>
           <w:i w:val="0"/>
-          <w:color w:val="0D1117"/>
+          <w:color w:val="141413"/>
           <w:sz w:val="19"/>
         </w:rPr>
       </w:r>
@@ -817,7 +817,7 @@
           <w:rFonts w:ascii="Inter" w:hAnsi="Inter"/>
           <w:b w:val="0"/>
           <w:i w:val="0"/>
-          <w:color w:val="0D1117"/>
+          <w:color w:val="141413"/>
           <w:sz w:val="19"/>
         </w:rPr>
         <w:t xml:space="preserve">Palantir | Issued 2026: </w:t>
@@ -828,7 +828,7 @@
             <w:rFonts w:ascii="Inter" w:hAnsi="Inter"/>
             <w:b w:val="0"/>
             <w:i w:val="0"/>
-            <w:color w:val="0A6B5D"/>
+            <w:color w:val="9C4128"/>
             <w:sz w:val="19"/>
           </w:rPr>
           <w:t>Speedrun: Your First End-to-End Workflow</w:t>
@@ -839,7 +839,7 @@
           <w:rFonts w:ascii="Inter" w:hAnsi="Inter"/>
           <w:b w:val="0"/>
           <w:i w:val="0"/>
-          <w:color w:val="0D1117"/>
+          <w:color w:val="141413"/>
           <w:sz w:val="19"/>
         </w:rPr>
         <w:t xml:space="preserve">; </w:t>
@@ -850,7 +850,7 @@
             <w:rFonts w:ascii="Inter" w:hAnsi="Inter"/>
             <w:b w:val="0"/>
             <w:i w:val="0"/>
-            <w:color w:val="0A6B5D"/>
+            <w:color w:val="9C4128"/>
             <w:sz w:val="19"/>
           </w:rPr>
           <w:t>Foundry &amp; AIP Builder Foundations Quiz</w:t>
@@ -866,7 +866,7 @@
           <w:rFonts w:ascii="Inter" w:hAnsi="Inter"/>
           <w:b w:val="0"/>
           <w:i w:val="0"/>
-          <w:color w:val="0D1117"/>
+          <w:color w:val="141413"/>
           <w:sz w:val="19"/>
         </w:rPr>
       </w:r>
@@ -875,7 +875,7 @@
           <w:rFonts w:ascii="Inter" w:hAnsi="Inter"/>
           <w:b w:val="0"/>
           <w:i w:val="0"/>
-          <w:color w:val="0D1117"/>
+          <w:color w:val="141413"/>
           <w:sz w:val="19"/>
         </w:rPr>
         <w:t xml:space="preserve">Scaled Agile | Issued 2021: </w:t>
@@ -885,7 +885,7 @@
           <w:rFonts w:ascii="Inter" w:hAnsi="Inter"/>
           <w:b w:val="0"/>
           <w:i w:val="0"/>
-          <w:color w:val="0D1117"/>
+          <w:color w:val="141413"/>
           <w:sz w:val="19"/>
         </w:rPr>
         <w:t>Implementing SAFe Course (5.1)</w:t>
@@ -914,7 +914,7 @@
         <w:rFonts w:ascii="Inter" w:hAnsi="Inter"/>
         <w:b w:val="0"/>
         <w:i w:val="0"/>
-        <w:color w:val="56606C"/>
+        <w:color w:val="5E5D59"/>
         <w:sz w:val="14"/>
       </w:rPr>
       <w:t>One-page resume | mohamedmoheyeldin.com</w:t>
@@ -1291,7 +1291,7 @@
     </w:pPr>
     <w:rPr>
       <w:rFonts w:ascii="Inter" w:hAnsi="Inter"/>
-      <w:color w:val="0D1117"/>
+      <w:color w:val="141413"/>
       <w:sz w:val="20"/>
     </w:rPr>
   </w:style>
